--- a/report/report1.docx
+++ b/report/report1.docx
@@ -45,15 +45,7 @@
     </w:p>
     <w:p>
       <w:r>
-        <w:t>Python's marshal module serializes and deserializes selected internal Python object types. It is mainly used for pseudo-compiled bytecode such as .</w:t>
-      </w:r>
-      <w:proofErr w:type="spellStart"/>
-      <w:r>
-        <w:t>pyc</w:t>
-      </w:r>
-      <w:proofErr w:type="spellEnd"/>
-      <w:r>
-        <w:t xml:space="preserve"> files: marshalling turns a supported object into a binary byte stream, and unmarshalling reconstructs an object from that stream.</w:t>
+        <w:t>Python's marshal module serializes and deserializes selected internal Python object types. It is mainly used for pseudo-compiled bytecode such as .pyc files: marshalling turns a supported object into a binary byte stream, and unmarshalling reconstructs an object from that stream.</w:t>
       </w:r>
     </w:p>
     <w:p>
@@ -68,42 +60,12 @@
     </w:p>
     <w:p>
       <w:r>
-        <w:t xml:space="preserve">• Stability: repeated </w:t>
-      </w:r>
-      <w:proofErr w:type="spellStart"/>
-      <w:proofErr w:type="gramStart"/>
-      <w:r>
-        <w:t>marshal.dumps</w:t>
-      </w:r>
-      <w:proofErr w:type="spellEnd"/>
-      <w:proofErr w:type="gramEnd"/>
-      <w:r>
-        <w:t>(x) should produce byte-for-byte identical streams.</w:t>
+        <w:t>• Stability: repeated marshal.dumps(x) should produce byte-for-byte identical streams.</w:t>
       </w:r>
     </w:p>
     <w:p>
       <w:r>
-        <w:t xml:space="preserve">• Correctness: </w:t>
-      </w:r>
-      <w:proofErr w:type="spellStart"/>
-      <w:proofErr w:type="gramStart"/>
-      <w:r>
-        <w:t>marshal.loads</w:t>
-      </w:r>
-      <w:proofErr w:type="spellEnd"/>
-      <w:proofErr w:type="gramEnd"/>
-      <w:r>
-        <w:t>(</w:t>
-      </w:r>
-      <w:proofErr w:type="spellStart"/>
-      <w:proofErr w:type="gramStart"/>
-      <w:r>
-        <w:t>marshal.dumps</w:t>
-      </w:r>
-      <w:proofErr w:type="spellEnd"/>
-      <w:proofErr w:type="gramEnd"/>
-      <w:r>
-        <w:t>(x)) should preserve the supported value.</w:t>
+        <w:t>• Correctness: marshal.loads(marshal.dumps(x)) should preserve the supported value.</w:t>
       </w:r>
     </w:p>
     <w:p>
@@ -126,92 +88,22 @@
     </w:p>
     <w:p>
       <w:r>
-        <w:t xml:space="preserve">• Hash stability oracle: calls </w:t>
-      </w:r>
-      <w:proofErr w:type="spellStart"/>
-      <w:proofErr w:type="gramStart"/>
-      <w:r>
-        <w:t>marshal.dumps</w:t>
-      </w:r>
-      <w:proofErr w:type="spellEnd"/>
-      <w:proofErr w:type="gramEnd"/>
-      <w:r>
-        <w:t>(x) repeatedly and compares SHA-256 hashes.</w:t>
+        <w:t>• Hash stability oracle: calls marshal.dumps(x) repeatedly and compares SHA-256 hashes.</w:t>
       </w:r>
     </w:p>
     <w:p>
       <w:r>
-        <w:t xml:space="preserve">• Round-trip oracle: checks </w:t>
-      </w:r>
-      <w:proofErr w:type="spellStart"/>
-      <w:proofErr w:type="gramStart"/>
-      <w:r>
-        <w:t>marshal.loads</w:t>
-      </w:r>
-      <w:proofErr w:type="spellEnd"/>
-      <w:proofErr w:type="gramEnd"/>
-      <w:r>
-        <w:t>(</w:t>
-      </w:r>
-      <w:proofErr w:type="spellStart"/>
-      <w:proofErr w:type="gramStart"/>
-      <w:r>
-        <w:t>marshal.dumps</w:t>
-      </w:r>
-      <w:proofErr w:type="spellEnd"/>
-      <w:proofErr w:type="gramEnd"/>
-      <w:r>
-        <w:t>(x)) with custom structural equivalence.</w:t>
+        <w:t>• Round-trip oracle: checks marshal.loads(marshal.dumps(x)) with custom structural equivalence.</w:t>
       </w:r>
     </w:p>
     <w:p>
       <w:r>
-        <w:t xml:space="preserve">• Exception oracle: accepts controlled exceptions such as </w:t>
-      </w:r>
-      <w:proofErr w:type="spellStart"/>
-      <w:r>
-        <w:t>TypeError</w:t>
-      </w:r>
-      <w:proofErr w:type="spellEnd"/>
-      <w:r>
-        <w:t xml:space="preserve">, </w:t>
-      </w:r>
-      <w:proofErr w:type="spellStart"/>
-      <w:r>
-        <w:t>ValueError</w:t>
-      </w:r>
-      <w:proofErr w:type="spellEnd"/>
-      <w:r>
-        <w:t xml:space="preserve">, </w:t>
-      </w:r>
-      <w:proofErr w:type="spellStart"/>
-      <w:r>
-        <w:t>EOFError</w:t>
-      </w:r>
-      <w:proofErr w:type="spellEnd"/>
-      <w:r>
-        <w:t xml:space="preserve">, and </w:t>
-      </w:r>
-      <w:proofErr w:type="spellStart"/>
-      <w:r>
-        <w:t>RecursionError</w:t>
-      </w:r>
-      <w:proofErr w:type="spellEnd"/>
-      <w:r>
-        <w:t xml:space="preserve"> for invalid inputs.</w:t>
+        <w:t>• Exception oracle: accepts controlled exceptions such as TypeError, ValueError, EOFError, and RecursionError for invalid inputs.</w:t>
       </w:r>
     </w:p>
     <w:p>
       <w:r>
-        <w:t xml:space="preserve">• Special-behavior oracle: records expected lossy behavior, such as </w:t>
-      </w:r>
-      <w:proofErr w:type="spellStart"/>
-      <w:r>
-        <w:t>bytearray</w:t>
-      </w:r>
-      <w:proofErr w:type="spellEnd"/>
-      <w:r>
-        <w:t xml:space="preserve"> values loading back as bytes.</w:t>
+        <w:t>• Special-behavior oracle: records expected lossy behavior, such as bytearray values loading back as bytes.</w:t>
       </w:r>
     </w:p>
     <w:p>
@@ -227,35 +119,7 @@
         <w:rPr>
           <w:rFonts w:hint="eastAsia"/>
         </w:rPr>
-        <w:t xml:space="preserve">Black-box testing treats marshal as a public API. This part does not rely on </w:t>
-      </w:r>
-      <w:proofErr w:type="spellStart"/>
-      <w:r>
-        <w:rPr>
-          <w:rFonts w:hint="eastAsia"/>
-        </w:rPr>
-        <w:t>CPython</w:t>
-      </w:r>
-      <w:proofErr w:type="spellEnd"/>
-      <w:r>
-        <w:rPr>
-          <w:rFonts w:hint="eastAsia"/>
-        </w:rPr>
-        <w:t xml:space="preserve"> internal implementation details; it checks whether selected inputs can </w:t>
-      </w:r>
-      <w:proofErr w:type="gramStart"/>
-      <w:r>
-        <w:rPr>
-          <w:rFonts w:hint="eastAsia"/>
-        </w:rPr>
-        <w:t>be  serialized</w:t>
-      </w:r>
-      <w:proofErr w:type="gramEnd"/>
-      <w:r>
-        <w:rPr>
-          <w:rFonts w:hint="eastAsia"/>
-        </w:rPr>
-        <w:t>, loaded, repeated, or rejected in observable and controlled ways. The evidence is based on byte streams, SHA-256 hashes, reconstructed objects, and</w:t>
+        <w:t>Black-box testing treats marshal as a public API. This part does not rely on CPython internal implementation details; it checks whether selected inputs can be  serialized, loaded, repeated, or rejected in observable and controlled ways. The evidence is based on byte streams, SHA-256 hashes, reconstructed objects, and</w:t>
       </w:r>
       <w:r>
         <w:rPr>
@@ -292,28 +156,12 @@
     </w:p>
     <w:p>
       <w:r>
-        <w:t xml:space="preserve">1. Defined supported partitions in </w:t>
-      </w:r>
-      <w:proofErr w:type="spellStart"/>
-      <w:r>
-        <w:t>src</w:t>
-      </w:r>
-      <w:proofErr w:type="spellEnd"/>
-      <w:r>
-        <w:t>/specimens.py, including primitive values, containers, code objects, recursive containers, and shared-reference structures.</w:t>
+        <w:t>1. Defined supported partitions in src/specimens.py, including primitive values, containers, code objects, recursive containers, and shared-reference structures.</w:t>
       </w:r>
     </w:p>
     <w:p>
       <w:r>
-        <w:t xml:space="preserve">2. Defined unsupported or special partitions such as functions, generators, file handles, custom instances, and </w:t>
-      </w:r>
-      <w:proofErr w:type="spellStart"/>
-      <w:r>
-        <w:t>bytearray</w:t>
-      </w:r>
-      <w:proofErr w:type="spellEnd"/>
-      <w:r>
-        <w:t xml:space="preserve"> behavior.</w:t>
+        <w:t>2. Defined unsupported or special partitions such as functions, generators, file handles, custom instances, and bytearray behavior.</w:t>
       </w:r>
     </w:p>
     <w:p>
@@ -341,23 +189,7 @@
     </w:p>
     <w:p>
       <w:r>
-        <w:t xml:space="preserve">1. Collected boundary cases in </w:t>
-      </w:r>
-      <w:proofErr w:type="spellStart"/>
-      <w:r>
-        <w:t>src</w:t>
-      </w:r>
-      <w:proofErr w:type="spellEnd"/>
-      <w:r>
-        <w:t xml:space="preserve">/specimens.py, including integer limits, -0.0, </w:t>
-      </w:r>
-      <w:proofErr w:type="spellStart"/>
-      <w:r>
-        <w:t>NaN</w:t>
-      </w:r>
-      <w:proofErr w:type="spellEnd"/>
-      <w:r>
-        <w:t>, Inf, empty containers, large strings and bytes, large collections, and deep nesting.</w:t>
+        <w:t>1. Collected boundary cases in src/specimens.py, including integer limits, -0.0, NaN, Inf, empty containers, large strings and bytes, large collections, and deep nesting.</w:t>
       </w:r>
     </w:p>
     <w:p>
@@ -484,42 +316,12 @@
         <w:rPr>
           <w:rFonts w:hint="eastAsia"/>
         </w:rPr>
-        <w:t>White-box testing focuses on coverage of a program's internal structure and implementation details, ensuring that marshal is exercised across representative implementation paths, branches, and conditions that may affect serialization and deserialization behavior. In this project, these tests are designed from Python/</w:t>
-      </w:r>
-      <w:proofErr w:type="spellStart"/>
-      <w:r>
-        <w:rPr>
-          <w:rFonts w:hint="eastAsia"/>
-        </w:rPr>
-        <w:t>marshal.c</w:t>
-      </w:r>
-      <w:proofErr w:type="spellEnd"/>
-      <w:r>
-        <w:rPr>
-          <w:rFonts w:hint="eastAsia"/>
-        </w:rPr>
-        <w:t xml:space="preserve"> instead of only from public API examples. The detailed reasons for selecting Statement Coverage, Branch/Decision Coverage, and Condition Coverage are explained in the following subsections.</w:t>
+        <w:t>White-box testing focuses on coverage of a program's internal structure and implementation details, ensuring that marshal is exercised across representative implementation paths, branches, and conditions that may affect serialization and deserialization behavior. In this project, these tests are designed from Python/marshal.c instead of only from public API examples. The detailed reasons for selecting Statement Coverage, Branch/Decision Coverage, and Condition Coverage are explained in the following subsections.</w:t>
       </w:r>
     </w:p>
     <w:p>
       <w:r>
-        <w:t xml:space="preserve">Because exact C-level coverage for </w:t>
-      </w:r>
-      <w:proofErr w:type="spellStart"/>
-      <w:r>
-        <w:t>marshal.c</w:t>
-      </w:r>
-      <w:proofErr w:type="spellEnd"/>
-      <w:r>
-        <w:t xml:space="preserve"> would require rebuilding </w:t>
-      </w:r>
-      <w:proofErr w:type="spellStart"/>
-      <w:r>
-        <w:t>CPython</w:t>
-      </w:r>
-      <w:proofErr w:type="spellEnd"/>
-      <w:r>
-        <w:t xml:space="preserve"> with coverage instrumentation, this project adopts source-guided structural testing. The white-box suite is divided into Statement Coverage, Branch/Decision Coverage, and Condition Coverage. tools/run_whitebox.py reports each selected category and the combined total as 100% representative coverage. This keeps the report honest while still matching the course requirement for structural test design.</w:t>
+        <w:t>Because exact C-level coverage for marshal.c would require rebuilding CPython with coverage instrumentation, this project adopts source-guided structural testing. The white-box suite is divided into Statement Coverage, Branch/Decision Coverage, and Condition Coverage. tools/run_whitebox.py reports each selected category and the combined total as 100% representative coverage. This keeps the report honest while still matching the course requirement for structural test design.</w:t>
       </w:r>
     </w:p>
     <w:p>
@@ -527,35 +329,7 @@
         <w:rPr>
           <w:rFonts w:hint="eastAsia"/>
         </w:rPr>
-        <w:t xml:space="preserve">Other white-box techniques from the course were considered but not selected as primary techniques. Path Coverage and Basis Path Testing were not used because </w:t>
-      </w:r>
-      <w:proofErr w:type="spellStart"/>
-      <w:r>
-        <w:rPr>
-          <w:rFonts w:hint="eastAsia"/>
-        </w:rPr>
-        <w:t>marshal.c</w:t>
-      </w:r>
-      <w:proofErr w:type="spellEnd"/>
-      <w:r>
-        <w:rPr>
-          <w:rFonts w:hint="eastAsia"/>
-        </w:rPr>
-        <w:t xml:space="preserve"> may contain many execution paths, and complete path coverage would require C-level instrumentation. MC/DC was not selected because it is mainly intended for safety-critical or certification-oriented systems, while this project only needs representative condition behavior. Data-Flow Testing and Mutation Testing were also outside the scope because they would require deeper definition-use analysis, fault injection, and rebuilding of </w:t>
-      </w:r>
-      <w:proofErr w:type="spellStart"/>
-      <w:r>
-        <w:rPr>
-          <w:rFonts w:hint="eastAsia"/>
-        </w:rPr>
-        <w:t>CPython</w:t>
-      </w:r>
-      <w:proofErr w:type="spellEnd"/>
-      <w:r>
-        <w:rPr>
-          <w:rFonts w:hint="eastAsia"/>
-        </w:rPr>
-        <w:t>. Therefore, this project uses source-guided representative structural testing instead.</w:t>
+        <w:t>Other white-box techniques from the course were considered but not selected as primary techniques. Path Coverage and Basis Path Testing were not used because marshal.c may contain many execution paths, and complete path coverage would require C-level instrumentation. MC/DC was not selected because it is mainly intended for safety-critical or certification-oriented systems, while this project only needs representative condition behavior. Data-Flow Testing and Mutation Testing were also outside the scope because they would require deeper definition-use analysis, fault injection, and rebuilding of CPython. Therefore, this project uses source-guided representative structural testing instead.</w:t>
       </w:r>
     </w:p>
     <w:p>
@@ -590,56 +364,12 @@
         <w:rPr>
           <w:rFonts w:hint="eastAsia"/>
         </w:rPr>
-        <w:t xml:space="preserve">Statement Coverage was selected to ensure that the main serialization and deserialization statement groups in </w:t>
-      </w:r>
-      <w:proofErr w:type="spellStart"/>
-      <w:r>
-        <w:rPr>
-          <w:rFonts w:hint="eastAsia"/>
-        </w:rPr>
-        <w:t>marshal.c</w:t>
-      </w:r>
-      <w:proofErr w:type="spellEnd"/>
-      <w:r>
-        <w:rPr>
-          <w:rFonts w:hint="eastAsia"/>
-        </w:rPr>
-        <w:t xml:space="preserve"> were exercised by executable tests. Since exact C-level statement coverage would require rebuilding </w:t>
-      </w:r>
-      <w:proofErr w:type="spellStart"/>
-      <w:r>
-        <w:rPr>
-          <w:rFonts w:hint="eastAsia"/>
-        </w:rPr>
-        <w:t>CPython</w:t>
-      </w:r>
-      <w:proofErr w:type="spellEnd"/>
-      <w:r>
-        <w:rPr>
-          <w:rFonts w:hint="eastAsia"/>
-        </w:rPr>
-        <w:t xml:space="preserve"> with instrumentation, this project uses source-guided representative statement testing through the public marshal API.</w:t>
+        <w:t>Statement Coverage was selected to ensure that the main serialization and deserialization statement groups in marshal.c were exercised by executable tests. Since exact C-level statement coverage would require rebuilding CPython with instrumentation, this project uses source-guided representative statement testing through the public marshal API.</w:t>
       </w:r>
     </w:p>
     <w:p>
       <w:r>
-        <w:t xml:space="preserve">In this project, Statement Coverage is implemented as source-guided representative statement testing. The selected inputs trigger statement groups for singleton values, integers, floats, complex numbers, strings, bytes, containers, recursive and shared-reference structures, code objects, the file API, and bytes-like objects such as </w:t>
-      </w:r>
-      <w:proofErr w:type="spellStart"/>
-      <w:r>
-        <w:t>bytearray</w:t>
-      </w:r>
-      <w:proofErr w:type="spellEnd"/>
-      <w:r>
-        <w:t xml:space="preserve">. The tests do not claim measured C statement coverage; instead, they provide executable evidence that the main </w:t>
-      </w:r>
-      <w:proofErr w:type="spellStart"/>
-      <w:r>
-        <w:t>marshal.c</w:t>
-      </w:r>
-      <w:proofErr w:type="spellEnd"/>
-      <w:r>
-        <w:t xml:space="preserve"> statement groups are represented by concrete test cases.</w:t>
+        <w:t>In this project, Statement Coverage is implemented as source-guided representative statement testing. The selected inputs trigger statement groups for singleton values, integers, floats, complex numbers, strings, bytes, containers, recursive and shared-reference structures, code objects, the file API, and bytes-like objects such as bytearray. The tests do not claim measured C statement coverage; instead, they provide executable evidence that the main marshal.c statement groups are represented by concrete test cases.</w:t>
       </w:r>
     </w:p>
     <w:p>
@@ -661,29 +391,8 @@
           <w:szCs w:val="24"/>
         </w:rPr>
       </w:pPr>
-      <w:proofErr w:type="spellStart"/>
       <w:r>
-        <w:t>test_representative_type_write_read_</w:t>
-      </w:r>
-      <w:proofErr w:type="gramStart"/>
-      <w:r>
-        <w:t>paths</w:t>
-      </w:r>
-      <w:proofErr w:type="spellEnd"/>
-      <w:r>
-        <w:t>(</w:t>
-      </w:r>
-      <w:proofErr w:type="gramEnd"/>
-      <w:r>
-        <w:t xml:space="preserve">): covers representative </w:t>
-      </w:r>
-      <w:proofErr w:type="spellStart"/>
-      <w:r>
-        <w:t>marshal.c</w:t>
-      </w:r>
-      <w:proofErr w:type="spellEnd"/>
-      <w:r>
-        <w:t xml:space="preserve"> write/read paths for singleton, numeric, text, binary, container, recursive-reference, and code-object inputs</w:t>
+        <w:t>test_representative_type_write_read_paths(): covers representative marshal.c write/read paths for singleton, numeric, text, binary, container, recursive-reference, and code-object inputs</w:t>
       </w:r>
     </w:p>
     <w:p>
@@ -700,21 +409,8 @@
           <w:szCs w:val="24"/>
         </w:rPr>
       </w:pPr>
-      <w:proofErr w:type="spellStart"/>
       <w:r>
-        <w:t>test_file_api_</w:t>
-      </w:r>
-      <w:proofErr w:type="gramStart"/>
-      <w:r>
-        <w:t>paths</w:t>
-      </w:r>
-      <w:proofErr w:type="spellEnd"/>
-      <w:r>
-        <w:t>(</w:t>
-      </w:r>
-      <w:proofErr w:type="gramEnd"/>
-      <w:r>
-        <w:t>): covers dump/load file API paths for representative values</w:t>
+        <w:t>test_file_api_paths(): covers dump/load file API paths for representative values</w:t>
       </w:r>
     </w:p>
     <w:p>
@@ -731,29 +427,8 @@
           <w:szCs w:val="24"/>
         </w:rPr>
       </w:pPr>
-      <w:proofErr w:type="spellStart"/>
       <w:r>
-        <w:t>test_bytes_like_write_</w:t>
-      </w:r>
-      <w:proofErr w:type="gramStart"/>
-      <w:r>
-        <w:t>path</w:t>
-      </w:r>
-      <w:proofErr w:type="spellEnd"/>
-      <w:r>
-        <w:t>(</w:t>
-      </w:r>
-      <w:proofErr w:type="gramEnd"/>
-      <w:r>
-        <w:t xml:space="preserve">): covers the bytes-like object path where </w:t>
-      </w:r>
-      <w:proofErr w:type="spellStart"/>
-      <w:r>
-        <w:t>bytearray</w:t>
-      </w:r>
-      <w:proofErr w:type="spellEnd"/>
-      <w:r>
-        <w:t xml:space="preserve"> is written and loaded back as bytes</w:t>
+        <w:t>test_bytes_like_write_path(): covers the bytes-like object path where bytearray is written and loaded back as bytes</w:t>
       </w:r>
     </w:p>
     <w:p>
@@ -794,15 +469,7 @@
     </w:p>
     <w:p>
       <w:r>
-        <w:t xml:space="preserve">For marshal, the project analyzes the main branch points in serialization and deserialization and designs test inputs to cover successful serialization versus unsupported-object rejection, successful loading versus invalid or truncated stream rejection, normal containers versus recursive or shared-reference containers, format-version-dependent serialization, and code-object acceptance versus rejection when the running Python version supports </w:t>
-      </w:r>
-      <w:proofErr w:type="spellStart"/>
-      <w:r>
-        <w:t>allow_code</w:t>
-      </w:r>
-      <w:proofErr w:type="spellEnd"/>
-      <w:r>
-        <w:t>.</w:t>
+        <w:t>For marshal, the project analyzes the main branch points in serialization and deserialization and designs test inputs to cover successful serialization versus unsupported-object rejection, successful loading versus invalid or truncated stream rejection, normal containers versus recursive or shared-reference containers, format-version-dependent serialization, and code-object acceptance versus rejection when the running Python version supports allow_code.</w:t>
       </w:r>
     </w:p>
     <w:p>
@@ -824,21 +491,8 @@
           <w:szCs w:val="24"/>
         </w:rPr>
       </w:pPr>
-      <w:proofErr w:type="spellStart"/>
       <w:r>
-        <w:t>test_supported_and_unsupported_dump_</w:t>
-      </w:r>
-      <w:proofErr w:type="gramStart"/>
-      <w:r>
-        <w:t>paths</w:t>
-      </w:r>
-      <w:proofErr w:type="spellEnd"/>
-      <w:r>
-        <w:t>(</w:t>
-      </w:r>
-      <w:proofErr w:type="gramEnd"/>
-      <w:r>
-        <w:t>): covers successful dump and unsupported-object exception branches</w:t>
+        <w:t>test_supported_and_unsupported_dump_paths(): covers successful dump and unsupported-object exception branches</w:t>
       </w:r>
     </w:p>
     <w:p>
@@ -855,21 +509,8 @@
           <w:szCs w:val="24"/>
         </w:rPr>
       </w:pPr>
-      <w:proofErr w:type="spellStart"/>
       <w:r>
-        <w:t>test_valid_and_invalid_load_</w:t>
-      </w:r>
-      <w:proofErr w:type="gramStart"/>
-      <w:r>
-        <w:t>paths</w:t>
-      </w:r>
-      <w:proofErr w:type="spellEnd"/>
-      <w:r>
-        <w:t>(</w:t>
-      </w:r>
-      <w:proofErr w:type="gramEnd"/>
-      <w:r>
-        <w:t>): covers valid loads and invalid or truncated byte-stream exception branches</w:t>
+        <w:t>test_valid_and_invalid_load_paths(): covers valid loads and invalid or truncated byte-stream exception branches</w:t>
       </w:r>
     </w:p>
     <w:p>
@@ -886,21 +527,8 @@
           <w:szCs w:val="24"/>
         </w:rPr>
       </w:pPr>
-      <w:proofErr w:type="spellStart"/>
       <w:r>
-        <w:t>test_recursive_and_non_recursive_container_</w:t>
-      </w:r>
-      <w:proofErr w:type="gramStart"/>
-      <w:r>
-        <w:t>paths</w:t>
-      </w:r>
-      <w:proofErr w:type="spellEnd"/>
-      <w:r>
-        <w:t>(</w:t>
-      </w:r>
-      <w:proofErr w:type="gramEnd"/>
-      <w:r>
-        <w:t>): covers normal containers, recursive containers, and shared-reference branches</w:t>
+        <w:t>test_recursive_and_non_recursive_container_paths(): covers normal containers, recursive containers, and shared-reference branches</w:t>
       </w:r>
     </w:p>
     <w:p>
@@ -917,21 +545,8 @@
           <w:szCs w:val="24"/>
         </w:rPr>
       </w:pPr>
-      <w:proofErr w:type="spellStart"/>
       <w:r>
-        <w:t>test_format_version_</w:t>
-      </w:r>
-      <w:proofErr w:type="gramStart"/>
-      <w:r>
-        <w:t>paths</w:t>
-      </w:r>
-      <w:proofErr w:type="spellEnd"/>
-      <w:r>
-        <w:t>(</w:t>
-      </w:r>
-      <w:proofErr w:type="gramEnd"/>
-      <w:r>
-        <w:t>): covers the marshal format-version argument branch</w:t>
+        <w:t>test_format_version_paths(): covers the marshal format-version argument branch</w:t>
       </w:r>
     </w:p>
     <w:p>
@@ -948,29 +563,8 @@
           <w:szCs w:val="24"/>
         </w:rPr>
       </w:pPr>
-      <w:proofErr w:type="spellStart"/>
       <w:r>
-        <w:t>test_code_object_allow_and_reject_</w:t>
-      </w:r>
-      <w:proofErr w:type="gramStart"/>
-      <w:r>
-        <w:t>paths</w:t>
-      </w:r>
-      <w:proofErr w:type="spellEnd"/>
-      <w:r>
-        <w:t>(</w:t>
-      </w:r>
-      <w:proofErr w:type="gramEnd"/>
-      <w:r>
-        <w:t xml:space="preserve">): covers the code-object branch and the </w:t>
-      </w:r>
-      <w:proofErr w:type="spellStart"/>
-      <w:r>
-        <w:t>allow_code</w:t>
-      </w:r>
-      <w:proofErr w:type="spellEnd"/>
-      <w:r>
-        <w:t xml:space="preserve"> rejection branch when available</w:t>
+        <w:t>test_code_object_allow_and_reject_paths(): covers the code-object branch and the allow_code rejection branch when available</w:t>
       </w:r>
     </w:p>
     <w:p>
@@ -1005,34 +599,12 @@
         <w:rPr>
           <w:rFonts w:hint="eastAsia"/>
         </w:rPr>
-        <w:t xml:space="preserve">Condition Coverage was selected to check important </w:t>
-      </w:r>
-      <w:proofErr w:type="spellStart"/>
-      <w:r>
-        <w:rPr>
-          <w:rFonts w:hint="eastAsia"/>
-        </w:rPr>
-        <w:t>boolean</w:t>
-      </w:r>
-      <w:proofErr w:type="spellEnd"/>
-      <w:r>
-        <w:rPr>
-          <w:rFonts w:hint="eastAsia"/>
-        </w:rPr>
-        <w:t xml:space="preserve"> conditions that may affect serialization, deserialization, or byte-level behavior, requiring representative conditions to take both True and False values during testing.</w:t>
+        <w:t>Condition Coverage was selected to check important boolean conditions that may affect serialization, deserialization, or byte-level behavior, requiring representative conditions to take both True and False values during testing.</w:t>
       </w:r>
     </w:p>
     <w:p>
       <w:r>
-        <w:t xml:space="preserve">For marshal, this provides a more fine-grained way to check whether special conditions can affect serialization, deserialization, or byte-level behavior. The project designs representative inputs for conditions such as whether a float is </w:t>
-      </w:r>
-      <w:proofErr w:type="spellStart"/>
-      <w:r>
-        <w:t>NaN</w:t>
-      </w:r>
-      <w:proofErr w:type="spellEnd"/>
-      <w:r>
-        <w:t>, whether zero is negative, whether a container is empty, whether a structure is recursive, whether the first byte stream tag is invalid, whether a stream is truncated, and whether a complete marshal object is followed by trailing bytes.</w:t>
+        <w:t>For marshal, this provides a more fine-grained way to check whether special conditions can affect serialization, deserialization, or byte-level behavior. The project designs representative inputs for conditions such as whether a float is NaN, whether zero is negative, whether a container is empty, whether a structure is recursive, whether the first byte stream tag is invalid, whether a stream is truncated, and whether a complete marshal object is followed by trailing bytes.</w:t>
       </w:r>
     </w:p>
     <w:p>
@@ -1054,37 +626,8 @@
           <w:szCs w:val="24"/>
         </w:rPr>
       </w:pPr>
-      <w:proofErr w:type="spellStart"/>
       <w:r>
-        <w:t>test_nan_and_non_nan_float_</w:t>
-      </w:r>
-      <w:proofErr w:type="gramStart"/>
-      <w:r>
-        <w:t>paths</w:t>
-      </w:r>
-      <w:proofErr w:type="spellEnd"/>
-      <w:r>
-        <w:t>(</w:t>
-      </w:r>
-      <w:proofErr w:type="gramEnd"/>
-      <w:r>
-        <w:t xml:space="preserve">): covers </w:t>
-      </w:r>
-      <w:proofErr w:type="spellStart"/>
-      <w:r>
-        <w:t>NaN</w:t>
-      </w:r>
-      <w:proofErr w:type="spellEnd"/>
-      <w:r>
-        <w:t xml:space="preserve"> and non-</w:t>
-      </w:r>
-      <w:proofErr w:type="spellStart"/>
-      <w:r>
-        <w:t>NaN</w:t>
-      </w:r>
-      <w:proofErr w:type="spellEnd"/>
-      <w:r>
-        <w:t xml:space="preserve"> float conditions</w:t>
+        <w:t>test_nan_and_non_nan_float_paths(): covers NaN and non-NaN float conditions</w:t>
       </w:r>
     </w:p>
     <w:p>
@@ -1101,21 +644,8 @@
           <w:szCs w:val="24"/>
         </w:rPr>
       </w:pPr>
-      <w:proofErr w:type="spellStart"/>
       <w:r>
-        <w:t>test_positive_and_negative_zero_</w:t>
-      </w:r>
-      <w:proofErr w:type="gramStart"/>
-      <w:r>
-        <w:t>paths</w:t>
-      </w:r>
-      <w:proofErr w:type="spellEnd"/>
-      <w:r>
-        <w:t>(</w:t>
-      </w:r>
-      <w:proofErr w:type="gramEnd"/>
-      <w:r>
-        <w:t>): covers positive-zero and negative-zero conditions</w:t>
+        <w:t>test_positive_and_negative_zero_paths(): covers positive-zero and negative-zero conditions</w:t>
       </w:r>
     </w:p>
     <w:p>
@@ -1132,21 +662,8 @@
           <w:szCs w:val="24"/>
         </w:rPr>
       </w:pPr>
-      <w:proofErr w:type="spellStart"/>
       <w:r>
-        <w:t>test_empty_and_non_empty_container_</w:t>
-      </w:r>
-      <w:proofErr w:type="gramStart"/>
-      <w:r>
-        <w:t>paths</w:t>
-      </w:r>
-      <w:proofErr w:type="spellEnd"/>
-      <w:r>
-        <w:t>(</w:t>
-      </w:r>
-      <w:proofErr w:type="gramEnd"/>
-      <w:r>
-        <w:t>): covers empty and non-empty container conditions</w:t>
+        <w:t>test_empty_and_non_empty_container_paths(): covers empty and non-empty container conditions</w:t>
       </w:r>
     </w:p>
     <w:p>
@@ -1163,21 +680,8 @@
           <w:szCs w:val="24"/>
         </w:rPr>
       </w:pPr>
-      <w:proofErr w:type="spellStart"/>
       <w:r>
-        <w:t>test_recursive_and_non_recursive_</w:t>
-      </w:r>
-      <w:proofErr w:type="gramStart"/>
-      <w:r>
-        <w:t>conditions</w:t>
-      </w:r>
-      <w:proofErr w:type="spellEnd"/>
-      <w:r>
-        <w:t>(</w:t>
-      </w:r>
-      <w:proofErr w:type="gramEnd"/>
-      <w:r>
-        <w:t>): covers recursive and non-recursive structure conditions</w:t>
+        <w:t>test_recursive_and_non_recursive_conditions(): covers recursive and non-recursive structure conditions</w:t>
       </w:r>
     </w:p>
     <w:p>
@@ -1194,21 +698,8 @@
           <w:szCs w:val="24"/>
         </w:rPr>
       </w:pPr>
-      <w:proofErr w:type="spellStart"/>
       <w:r>
-        <w:t>test_invalid_tag_and_truncated_stream_</w:t>
-      </w:r>
-      <w:proofErr w:type="gramStart"/>
-      <w:r>
-        <w:t>conditions</w:t>
-      </w:r>
-      <w:proofErr w:type="spellEnd"/>
-      <w:r>
-        <w:t>(</w:t>
-      </w:r>
-      <w:proofErr w:type="gramEnd"/>
-      <w:r>
-        <w:t>): covers invalid-tag and truncated-stream conditions</w:t>
+        <w:t>test_invalid_tag_and_truncated_stream_conditions(): covers invalid-tag and truncated-stream conditions</w:t>
       </w:r>
     </w:p>
     <w:p>
@@ -1225,21 +716,8 @@
           <w:szCs w:val="24"/>
         </w:rPr>
       </w:pPr>
-      <w:proofErr w:type="spellStart"/>
       <w:r>
-        <w:t>test_complete_stream_with_and_without_trailing_</w:t>
-      </w:r>
-      <w:proofErr w:type="gramStart"/>
-      <w:r>
-        <w:t>data</w:t>
-      </w:r>
-      <w:proofErr w:type="spellEnd"/>
-      <w:r>
-        <w:t>(</w:t>
-      </w:r>
-      <w:proofErr w:type="gramEnd"/>
-      <w:r>
-        <w:t>): covers complete-stream behavior with and without trailing data</w:t>
+        <w:t>test_complete_stream_with_and_without_trailing_data(): covers complete-stream behavior with and without trailing data</w:t>
       </w:r>
     </w:p>
     <w:p>
@@ -1286,25 +764,7 @@
           <w:color w:val="111111"/>
           <w:lang w:eastAsia="zh-CN"/>
         </w:rPr>
-        <w:t xml:space="preserve">The output of marshal may be affected by environmental factors. The purpose of Compatibility Testing is to run the same marshal test suite under different Python versions and operating systems, and then compare whether the same correctness and stability </w:t>
-      </w:r>
-      <w:proofErr w:type="gramStart"/>
-      <w:r>
-        <w:rPr>
-          <w:rFonts w:ascii="Cambria" w:eastAsia="Cambria" w:hAnsi="Cambria" w:cs="Cambria"/>
-          <w:color w:val="111111"/>
-          <w:lang w:eastAsia="zh-CN"/>
-        </w:rPr>
-        <w:t>checks</w:t>
-      </w:r>
-      <w:proofErr w:type="gramEnd"/>
-      <w:r>
-        <w:rPr>
-          <w:rFonts w:ascii="Cambria" w:eastAsia="Cambria" w:hAnsi="Cambria" w:cs="Cambria"/>
-          <w:color w:val="111111"/>
-          <w:lang w:eastAsia="zh-CN"/>
-        </w:rPr>
-        <w:t xml:space="preserve"> still pass.</w:t>
+        <w:t>The output of marshal may be affected by environmental factors. The purpose of Compatibility Testing is to run the same marshal test suite under different Python versions and operating systems, and then compare whether the same correctness and stability checks still pass.</w:t>
       </w:r>
     </w:p>
     <w:p>
@@ -1342,43 +802,7 @@
           <w:color w:val="111111"/>
           <w:lang w:eastAsia="zh-CN"/>
         </w:rPr>
-        <w:t xml:space="preserve">Using the same marshal specimen set and test oracles, we run identical test cases under different Python versions. The bundled local baseline uses </w:t>
-      </w:r>
-      <w:proofErr w:type="gramStart"/>
-      <w:r>
-        <w:rPr>
-          <w:rFonts w:ascii="Cambria" w:eastAsia="Cambria" w:hAnsi="Cambria" w:cs="Cambria"/>
-          <w:color w:val="111111"/>
-          <w:lang w:eastAsia="zh-CN"/>
-        </w:rPr>
-        <w:t>Python  3.9.15</w:t>
-      </w:r>
-      <w:proofErr w:type="gramEnd"/>
-      <w:r>
-        <w:rPr>
-          <w:rFonts w:ascii="Cambria" w:eastAsia="Cambria" w:hAnsi="Cambria" w:cs="Cambria"/>
-          <w:color w:val="111111"/>
-          <w:lang w:eastAsia="zh-CN"/>
-        </w:rPr>
-        <w:t xml:space="preserve">, and the prepared version range covers Python 3.10, 3.11, 3.12, and 3.13. The comparison focuses on whether round-trip correctness, exception handling, boundary-value tests, and same-process dump stability checks remain consistent. Since marshal is an internal Python format and is not guaranteed to </w:t>
-      </w:r>
-      <w:proofErr w:type="gramStart"/>
-      <w:r>
-        <w:rPr>
-          <w:rFonts w:ascii="Cambria" w:eastAsia="Cambria" w:hAnsi="Cambria" w:cs="Cambria"/>
-          <w:color w:val="111111"/>
-          <w:lang w:eastAsia="zh-CN"/>
-        </w:rPr>
-        <w:t>remain  byte</w:t>
-      </w:r>
-      <w:proofErr w:type="gramEnd"/>
-      <w:r>
-        <w:rPr>
-          <w:rFonts w:ascii="Cambria" w:eastAsia="Cambria" w:hAnsi="Cambria" w:cs="Cambria"/>
-          <w:color w:val="111111"/>
-          <w:lang w:eastAsia="zh-CN"/>
-        </w:rPr>
-        <w:t>-stable across versions, version-level byte differences should be treated as compatibility evidence rather than automatic defects.</w:t>
+        <w:t>Using the same marshal specimen set and test oracles, we run identical test cases under different Python versions. The bundled local baseline uses Python  3.9.15, and the prepared version range covers Python 3.10, 3.11, 3.12, and 3.13. The comparison focuses on whether round-trip correctness, exception handling, boundary-value tests, and same-process dump stability checks remain consistent. Since marshal is an internal Python format and is not guaranteed to remain  byte-stable across versions, version-level byte differences should be treated as compatibility evidence rather than automatic defects.</w:t>
       </w:r>
     </w:p>
     <w:p>
@@ -1682,25 +1106,7 @@
                 <w:color w:val="111827"/>
                 <w:sz w:val="18"/>
               </w:rPr>
-              <w:t xml:space="preserve">Equivalence Class Partitioning: Same-process repeated dumps(x) </w:t>
-            </w:r>
-            <w:proofErr w:type="gramStart"/>
-            <w:r>
-              <w:rPr>
-                <w:rFonts w:ascii="Calibri" w:hAnsi="Calibri"/>
-                <w:color w:val="111827"/>
-                <w:sz w:val="18"/>
-              </w:rPr>
-              <w:t>is</w:t>
-            </w:r>
-            <w:proofErr w:type="gramEnd"/>
-            <w:r>
-              <w:rPr>
-                <w:rFonts w:ascii="Calibri" w:hAnsi="Calibri"/>
-                <w:color w:val="111827"/>
-                <w:sz w:val="18"/>
-              </w:rPr>
-              <w:t xml:space="preserve"> stable and produces identical byte streams.</w:t>
+              <w:t>Equivalence Class Partitioning: Same-process repeated dumps(x) is stable and produces identical byte streams.</w:t>
             </w:r>
           </w:p>
         </w:tc>
@@ -1758,25 +1164,7 @@
                 <w:color w:val="111827"/>
                 <w:sz w:val="18"/>
               </w:rPr>
-              <w:t xml:space="preserve">Boundary Value Analysis: Boundary values and special values such as </w:t>
-            </w:r>
-            <w:proofErr w:type="spellStart"/>
-            <w:r>
-              <w:rPr>
-                <w:rFonts w:ascii="Calibri" w:hAnsi="Calibri"/>
-                <w:color w:val="111827"/>
-                <w:sz w:val="18"/>
-              </w:rPr>
-              <w:t>NaN</w:t>
-            </w:r>
-            <w:proofErr w:type="spellEnd"/>
-            <w:r>
-              <w:rPr>
-                <w:rFonts w:ascii="Calibri" w:hAnsi="Calibri"/>
-                <w:color w:val="111827"/>
-                <w:sz w:val="18"/>
-              </w:rPr>
-              <w:t>, Inf, -0.0, empty objects, and large collections are handled correctly.</w:t>
+              <w:t>Boundary Value Analysis: Boundary values and special values such as NaN, Inf, -0.0, empty objects, and large collections are handled correctly.</w:t>
             </w:r>
           </w:p>
         </w:tc>
@@ -2124,25 +1512,7 @@
                 <w:color w:val="111827"/>
                 <w:sz w:val="18"/>
               </w:rPr>
-              <w:t xml:space="preserve">Equivalence Class Partitioning: Special marshal behavior, such as </w:t>
-            </w:r>
-            <w:proofErr w:type="spellStart"/>
-            <w:r>
-              <w:rPr>
-                <w:rFonts w:ascii="Calibri" w:hAnsi="Calibri"/>
-                <w:color w:val="111827"/>
-                <w:sz w:val="18"/>
-              </w:rPr>
-              <w:t>bytearray</w:t>
-            </w:r>
-            <w:proofErr w:type="spellEnd"/>
-            <w:r>
-              <w:rPr>
-                <w:rFonts w:ascii="Calibri" w:hAnsi="Calibri"/>
-                <w:color w:val="111827"/>
-                <w:sz w:val="18"/>
-              </w:rPr>
-              <w:t xml:space="preserve"> loading back as bytes, is documented and verified.</w:t>
+              <w:t>Equivalence Class Partitioning: Special marshal behavior, such as bytearray loading back as bytes, is documented and verified.</w:t>
             </w:r>
           </w:p>
         </w:tc>
@@ -2387,115 +1757,7 @@
                 <w:color w:val="111827"/>
                 <w:sz w:val="18"/>
               </w:rPr>
-              <w:t xml:space="preserve">test methods: </w:t>
-            </w:r>
-            <w:proofErr w:type="spellStart"/>
-            <w:r>
-              <w:rPr>
-                <w:rFonts w:ascii="Calibri" w:hAnsi="Calibri"/>
-                <w:color w:val="111827"/>
-                <w:sz w:val="18"/>
-              </w:rPr>
-              <w:t>test_valid_specimens_</w:t>
-            </w:r>
-            <w:proofErr w:type="gramStart"/>
-            <w:r>
-              <w:rPr>
-                <w:rFonts w:ascii="Calibri" w:hAnsi="Calibri"/>
-                <w:color w:val="111827"/>
-                <w:sz w:val="18"/>
-              </w:rPr>
-              <w:t>roundtrip</w:t>
-            </w:r>
-            <w:proofErr w:type="spellEnd"/>
-            <w:r>
-              <w:rPr>
-                <w:rFonts w:ascii="Calibri" w:hAnsi="Calibri"/>
-                <w:color w:val="111827"/>
-                <w:sz w:val="18"/>
-              </w:rPr>
-              <w:t>(</w:t>
-            </w:r>
-            <w:proofErr w:type="gramEnd"/>
-            <w:r>
-              <w:rPr>
-                <w:rFonts w:ascii="Calibri" w:hAnsi="Calibri"/>
-                <w:color w:val="111827"/>
-                <w:sz w:val="18"/>
-              </w:rPr>
-              <w:t xml:space="preserve">), </w:t>
-            </w:r>
-            <w:proofErr w:type="spellStart"/>
-            <w:r>
-              <w:rPr>
-                <w:rFonts w:ascii="Calibri" w:hAnsi="Calibri"/>
-                <w:color w:val="111827"/>
-                <w:sz w:val="18"/>
-              </w:rPr>
-              <w:t>test_valid_specimens_stable_in_</w:t>
-            </w:r>
-            <w:proofErr w:type="gramStart"/>
-            <w:r>
-              <w:rPr>
-                <w:rFonts w:ascii="Calibri" w:hAnsi="Calibri"/>
-                <w:color w:val="111827"/>
-                <w:sz w:val="18"/>
-              </w:rPr>
-              <w:t>process</w:t>
-            </w:r>
-            <w:proofErr w:type="spellEnd"/>
-            <w:r>
-              <w:rPr>
-                <w:rFonts w:ascii="Calibri" w:hAnsi="Calibri"/>
-                <w:color w:val="111827"/>
-                <w:sz w:val="18"/>
-              </w:rPr>
-              <w:t>(</w:t>
-            </w:r>
-            <w:proofErr w:type="gramEnd"/>
-            <w:r>
-              <w:rPr>
-                <w:rFonts w:ascii="Calibri" w:hAnsi="Calibri"/>
-                <w:color w:val="111827"/>
-                <w:sz w:val="18"/>
-              </w:rPr>
-              <w:t xml:space="preserve">), </w:t>
-            </w:r>
-            <w:proofErr w:type="spellStart"/>
-            <w:r>
-              <w:rPr>
-                <w:rFonts w:ascii="Calibri" w:hAnsi="Calibri"/>
-                <w:color w:val="111827"/>
-                <w:sz w:val="18"/>
-              </w:rPr>
-              <w:t>test_file_api_</w:t>
-            </w:r>
-            <w:proofErr w:type="gramStart"/>
-            <w:r>
-              <w:rPr>
-                <w:rFonts w:ascii="Calibri" w:hAnsi="Calibri"/>
-                <w:color w:val="111827"/>
-                <w:sz w:val="18"/>
-              </w:rPr>
-              <w:t>roundtrip</w:t>
-            </w:r>
-            <w:proofErr w:type="spellEnd"/>
-            <w:r>
-              <w:rPr>
-                <w:rFonts w:ascii="Calibri" w:hAnsi="Calibri"/>
-                <w:color w:val="111827"/>
-                <w:sz w:val="18"/>
-              </w:rPr>
-              <w:t>(</w:t>
-            </w:r>
-            <w:proofErr w:type="gramEnd"/>
-            <w:r>
-              <w:rPr>
-                <w:rFonts w:ascii="Calibri" w:hAnsi="Calibri"/>
-                <w:color w:val="111827"/>
-                <w:sz w:val="18"/>
-              </w:rPr>
-              <w:t>);</w:t>
+              <w:t>test methods: test_valid_specimens_roundtrip(), test_valid_specimens_stable_in_process(), test_file_api_roundtrip();</w:t>
             </w:r>
           </w:p>
           <w:p>
@@ -2512,187 +1774,7 @@
                 <w:color w:val="111827"/>
                 <w:sz w:val="18"/>
               </w:rPr>
-              <w:t xml:space="preserve">uses: </w:t>
-            </w:r>
-            <w:proofErr w:type="spellStart"/>
-            <w:r>
-              <w:rPr>
-                <w:rFonts w:ascii="Calibri" w:hAnsi="Calibri"/>
-                <w:color w:val="111827"/>
-                <w:sz w:val="18"/>
-              </w:rPr>
-              <w:t>assert_</w:t>
-            </w:r>
-            <w:proofErr w:type="gramStart"/>
-            <w:r>
-              <w:rPr>
-                <w:rFonts w:ascii="Calibri" w:hAnsi="Calibri"/>
-                <w:color w:val="111827"/>
-                <w:sz w:val="18"/>
-              </w:rPr>
-              <w:t>roundtrip</w:t>
-            </w:r>
-            <w:proofErr w:type="spellEnd"/>
-            <w:r>
-              <w:rPr>
-                <w:rFonts w:ascii="Calibri" w:hAnsi="Calibri"/>
-                <w:color w:val="111827"/>
-                <w:sz w:val="18"/>
-              </w:rPr>
-              <w:t>(</w:t>
-            </w:r>
-            <w:proofErr w:type="gramEnd"/>
-            <w:r>
-              <w:rPr>
-                <w:rFonts w:ascii="Calibri" w:hAnsi="Calibri"/>
-                <w:color w:val="111827"/>
-                <w:sz w:val="18"/>
-              </w:rPr>
-              <w:t xml:space="preserve">), </w:t>
-            </w:r>
-            <w:proofErr w:type="spellStart"/>
-            <w:r>
-              <w:rPr>
-                <w:rFonts w:ascii="Calibri" w:hAnsi="Calibri"/>
-                <w:color w:val="111827"/>
-                <w:sz w:val="18"/>
-              </w:rPr>
-              <w:t>assert_stable_</w:t>
-            </w:r>
-            <w:proofErr w:type="gramStart"/>
-            <w:r>
-              <w:rPr>
-                <w:rFonts w:ascii="Calibri" w:hAnsi="Calibri"/>
-                <w:color w:val="111827"/>
-                <w:sz w:val="18"/>
-              </w:rPr>
-              <w:t>dumps</w:t>
-            </w:r>
-            <w:proofErr w:type="spellEnd"/>
-            <w:r>
-              <w:rPr>
-                <w:rFonts w:ascii="Calibri" w:hAnsi="Calibri"/>
-                <w:color w:val="111827"/>
-                <w:sz w:val="18"/>
-              </w:rPr>
-              <w:t>(</w:t>
-            </w:r>
-            <w:proofErr w:type="gramEnd"/>
-            <w:r>
-              <w:rPr>
-                <w:rFonts w:ascii="Calibri" w:hAnsi="Calibri"/>
-                <w:color w:val="111827"/>
-                <w:sz w:val="18"/>
-              </w:rPr>
-              <w:t xml:space="preserve">), </w:t>
-            </w:r>
-            <w:proofErr w:type="spellStart"/>
-            <w:r>
-              <w:rPr>
-                <w:rFonts w:ascii="Calibri" w:hAnsi="Calibri"/>
-                <w:color w:val="111827"/>
-                <w:sz w:val="18"/>
-              </w:rPr>
-              <w:t>assert_file_</w:t>
-            </w:r>
-            <w:proofErr w:type="gramStart"/>
-            <w:r>
-              <w:rPr>
-                <w:rFonts w:ascii="Calibri" w:hAnsi="Calibri"/>
-                <w:color w:val="111827"/>
-                <w:sz w:val="18"/>
-              </w:rPr>
-              <w:t>roundtrip</w:t>
-            </w:r>
-            <w:proofErr w:type="spellEnd"/>
-            <w:r>
-              <w:rPr>
-                <w:rFonts w:ascii="Calibri" w:hAnsi="Calibri"/>
-                <w:color w:val="111827"/>
-                <w:sz w:val="18"/>
-              </w:rPr>
-              <w:t>(</w:t>
-            </w:r>
-            <w:proofErr w:type="gramEnd"/>
-            <w:r>
-              <w:rPr>
-                <w:rFonts w:ascii="Calibri" w:hAnsi="Calibri"/>
-                <w:color w:val="111827"/>
-                <w:sz w:val="18"/>
-              </w:rPr>
-              <w:t xml:space="preserve">), </w:t>
-            </w:r>
-            <w:proofErr w:type="spellStart"/>
-            <w:r>
-              <w:rPr>
-                <w:rFonts w:ascii="Calibri" w:hAnsi="Calibri"/>
-                <w:color w:val="111827"/>
-                <w:sz w:val="18"/>
-              </w:rPr>
-              <w:t>all_valid_case_</w:t>
-            </w:r>
-            <w:proofErr w:type="gramStart"/>
-            <w:r>
-              <w:rPr>
-                <w:rFonts w:ascii="Calibri" w:hAnsi="Calibri"/>
-                <w:color w:val="111827"/>
-                <w:sz w:val="18"/>
-              </w:rPr>
-              <w:t>ids</w:t>
-            </w:r>
-            <w:proofErr w:type="spellEnd"/>
-            <w:r>
-              <w:rPr>
-                <w:rFonts w:ascii="Calibri" w:hAnsi="Calibri"/>
-                <w:color w:val="111827"/>
-                <w:sz w:val="18"/>
-              </w:rPr>
-              <w:t>(</w:t>
-            </w:r>
-            <w:proofErr w:type="gramEnd"/>
-            <w:r>
-              <w:rPr>
-                <w:rFonts w:ascii="Calibri" w:hAnsi="Calibri"/>
-                <w:color w:val="111827"/>
-                <w:sz w:val="18"/>
-              </w:rPr>
-              <w:t xml:space="preserve">), </w:t>
-            </w:r>
-            <w:proofErr w:type="spellStart"/>
-            <w:r>
-              <w:rPr>
-                <w:rFonts w:ascii="Calibri" w:hAnsi="Calibri"/>
-                <w:color w:val="111827"/>
-                <w:sz w:val="18"/>
-              </w:rPr>
-              <w:t>build_</w:t>
-            </w:r>
-            <w:proofErr w:type="gramStart"/>
-            <w:r>
-              <w:rPr>
-                <w:rFonts w:ascii="Calibri" w:hAnsi="Calibri"/>
-                <w:color w:val="111827"/>
-                <w:sz w:val="18"/>
-              </w:rPr>
-              <w:t>specimen</w:t>
-            </w:r>
-            <w:proofErr w:type="spellEnd"/>
-            <w:r>
-              <w:rPr>
-                <w:rFonts w:ascii="Calibri" w:hAnsi="Calibri"/>
-                <w:color w:val="111827"/>
-                <w:sz w:val="18"/>
-              </w:rPr>
-              <w:t>(</w:t>
-            </w:r>
-            <w:proofErr w:type="gramEnd"/>
-            <w:r>
-              <w:rPr>
-                <w:rFonts w:ascii="Calibri" w:hAnsi="Calibri"/>
-                <w:color w:val="111827"/>
-                <w:sz w:val="18"/>
-              </w:rPr>
-              <w:t>)</w:t>
+              <w:t>uses: assert_roundtrip(), assert_stable_dumps(), assert_file_roundtrip(), all_valid_case_ids(), build_specimen()</w:t>
             </w:r>
           </w:p>
         </w:tc>
@@ -2773,223 +1855,7 @@
                 <w:color w:val="111827"/>
                 <w:sz w:val="18"/>
               </w:rPr>
-              <w:t xml:space="preserve">test methods: </w:t>
-            </w:r>
-            <w:proofErr w:type="spellStart"/>
-            <w:r>
-              <w:rPr>
-                <w:rFonts w:ascii="Calibri" w:hAnsi="Calibri"/>
-                <w:color w:val="111827"/>
-                <w:sz w:val="18"/>
-              </w:rPr>
-              <w:t>test_boundary_values_</w:t>
-            </w:r>
-            <w:proofErr w:type="gramStart"/>
-            <w:r>
-              <w:rPr>
-                <w:rFonts w:ascii="Calibri" w:hAnsi="Calibri"/>
-                <w:color w:val="111827"/>
-                <w:sz w:val="18"/>
-              </w:rPr>
-              <w:t>roundtrip</w:t>
-            </w:r>
-            <w:proofErr w:type="spellEnd"/>
-            <w:r>
-              <w:rPr>
-                <w:rFonts w:ascii="Calibri" w:hAnsi="Calibri"/>
-                <w:color w:val="111827"/>
-                <w:sz w:val="18"/>
-              </w:rPr>
-              <w:t>(</w:t>
-            </w:r>
-            <w:proofErr w:type="gramEnd"/>
-            <w:r>
-              <w:rPr>
-                <w:rFonts w:ascii="Calibri" w:hAnsi="Calibri"/>
-                <w:color w:val="111827"/>
-                <w:sz w:val="18"/>
-              </w:rPr>
-              <w:t xml:space="preserve">), </w:t>
-            </w:r>
-            <w:proofErr w:type="spellStart"/>
-            <w:r>
-              <w:rPr>
-                <w:rFonts w:ascii="Calibri" w:hAnsi="Calibri"/>
-                <w:color w:val="111827"/>
-                <w:sz w:val="18"/>
-              </w:rPr>
-              <w:t>test_boundary_values_stable_in_</w:t>
-            </w:r>
-            <w:proofErr w:type="gramStart"/>
-            <w:r>
-              <w:rPr>
-                <w:rFonts w:ascii="Calibri" w:hAnsi="Calibri"/>
-                <w:color w:val="111827"/>
-                <w:sz w:val="18"/>
-              </w:rPr>
-              <w:t>process</w:t>
-            </w:r>
-            <w:proofErr w:type="spellEnd"/>
-            <w:r>
-              <w:rPr>
-                <w:rFonts w:ascii="Calibri" w:hAnsi="Calibri"/>
-                <w:color w:val="111827"/>
-                <w:sz w:val="18"/>
-              </w:rPr>
-              <w:t>(</w:t>
-            </w:r>
-            <w:proofErr w:type="gramEnd"/>
-            <w:r>
-              <w:rPr>
-                <w:rFonts w:ascii="Calibri" w:hAnsi="Calibri"/>
-                <w:color w:val="111827"/>
-                <w:sz w:val="18"/>
-              </w:rPr>
-              <w:t xml:space="preserve">); uses: </w:t>
-            </w:r>
-            <w:proofErr w:type="spellStart"/>
-            <w:r>
-              <w:rPr>
-                <w:rFonts w:ascii="Calibri" w:hAnsi="Calibri"/>
-                <w:color w:val="111827"/>
-                <w:sz w:val="18"/>
-              </w:rPr>
-              <w:t>assert_</w:t>
-            </w:r>
-            <w:proofErr w:type="gramStart"/>
-            <w:r>
-              <w:rPr>
-                <w:rFonts w:ascii="Calibri" w:hAnsi="Calibri"/>
-                <w:color w:val="111827"/>
-                <w:sz w:val="18"/>
-              </w:rPr>
-              <w:t>roundtrip</w:t>
-            </w:r>
-            <w:proofErr w:type="spellEnd"/>
-            <w:r>
-              <w:rPr>
-                <w:rFonts w:ascii="Calibri" w:hAnsi="Calibri"/>
-                <w:color w:val="111827"/>
-                <w:sz w:val="18"/>
-              </w:rPr>
-              <w:t>(</w:t>
-            </w:r>
-            <w:proofErr w:type="gramEnd"/>
-            <w:r>
-              <w:rPr>
-                <w:rFonts w:ascii="Calibri" w:hAnsi="Calibri"/>
-                <w:color w:val="111827"/>
-                <w:sz w:val="18"/>
-              </w:rPr>
-              <w:t xml:space="preserve">), </w:t>
-            </w:r>
-            <w:proofErr w:type="spellStart"/>
-            <w:r>
-              <w:rPr>
-                <w:rFonts w:ascii="Calibri" w:hAnsi="Calibri"/>
-                <w:color w:val="111827"/>
-                <w:sz w:val="18"/>
-              </w:rPr>
-              <w:t>assert_stable_</w:t>
-            </w:r>
-            <w:proofErr w:type="gramStart"/>
-            <w:r>
-              <w:rPr>
-                <w:rFonts w:ascii="Calibri" w:hAnsi="Calibri"/>
-                <w:color w:val="111827"/>
-                <w:sz w:val="18"/>
-              </w:rPr>
-              <w:t>dumps</w:t>
-            </w:r>
-            <w:proofErr w:type="spellEnd"/>
-            <w:r>
-              <w:rPr>
-                <w:rFonts w:ascii="Calibri" w:hAnsi="Calibri"/>
-                <w:color w:val="111827"/>
-                <w:sz w:val="18"/>
-              </w:rPr>
-              <w:t>(</w:t>
-            </w:r>
-            <w:proofErr w:type="gramEnd"/>
-            <w:r>
-              <w:rPr>
-                <w:rFonts w:ascii="Calibri" w:hAnsi="Calibri"/>
-                <w:color w:val="111827"/>
-                <w:sz w:val="18"/>
-              </w:rPr>
-              <w:t xml:space="preserve">), </w:t>
-            </w:r>
-            <w:proofErr w:type="spellStart"/>
-            <w:r>
-              <w:rPr>
-                <w:rFonts w:ascii="Calibri" w:hAnsi="Calibri"/>
-                <w:color w:val="111827"/>
-                <w:sz w:val="18"/>
-              </w:rPr>
-              <w:t>all_boundary_case_</w:t>
-            </w:r>
-            <w:proofErr w:type="gramStart"/>
-            <w:r>
-              <w:rPr>
-                <w:rFonts w:ascii="Calibri" w:hAnsi="Calibri"/>
-                <w:color w:val="111827"/>
-                <w:sz w:val="18"/>
-              </w:rPr>
-              <w:t>ids</w:t>
-            </w:r>
-            <w:proofErr w:type="spellEnd"/>
-            <w:r>
-              <w:rPr>
-                <w:rFonts w:ascii="Calibri" w:hAnsi="Calibri"/>
-                <w:color w:val="111827"/>
-                <w:sz w:val="18"/>
-              </w:rPr>
-              <w:t>(</w:t>
-            </w:r>
-            <w:proofErr w:type="gramEnd"/>
-            <w:r>
-              <w:rPr>
-                <w:rFonts w:ascii="Calibri" w:hAnsi="Calibri"/>
-                <w:color w:val="111827"/>
-                <w:sz w:val="18"/>
-              </w:rPr>
-              <w:t xml:space="preserve">), </w:t>
-            </w:r>
-            <w:proofErr w:type="spellStart"/>
-            <w:r>
-              <w:rPr>
-                <w:rFonts w:ascii="Calibri" w:hAnsi="Calibri"/>
-                <w:color w:val="111827"/>
-                <w:sz w:val="18"/>
-              </w:rPr>
-              <w:t>build_</w:t>
-            </w:r>
-            <w:proofErr w:type="gramStart"/>
-            <w:r>
-              <w:rPr>
-                <w:rFonts w:ascii="Calibri" w:hAnsi="Calibri"/>
-                <w:color w:val="111827"/>
-                <w:sz w:val="18"/>
-              </w:rPr>
-              <w:t>specimen</w:t>
-            </w:r>
-            <w:proofErr w:type="spellEnd"/>
-            <w:r>
-              <w:rPr>
-                <w:rFonts w:ascii="Calibri" w:hAnsi="Calibri"/>
-                <w:color w:val="111827"/>
-                <w:sz w:val="18"/>
-              </w:rPr>
-              <w:t>(</w:t>
-            </w:r>
-            <w:proofErr w:type="gramEnd"/>
-            <w:r>
-              <w:rPr>
-                <w:rFonts w:ascii="Calibri" w:hAnsi="Calibri"/>
-                <w:color w:val="111827"/>
-                <w:sz w:val="18"/>
-              </w:rPr>
-              <w:t>)</w:t>
+              <w:t>test methods: test_boundary_values_roundtrip(), test_boundary_values_stable_in_process(); uses: assert_roundtrip(), assert_stable_dumps(), all_boundary_case_ids(), build_specimen()</w:t>
             </w:r>
           </w:p>
         </w:tc>
@@ -3093,187 +1959,7 @@
                 <w:color w:val="111827"/>
                 <w:sz w:val="18"/>
               </w:rPr>
-              <w:t xml:space="preserve">test methods: </w:t>
-            </w:r>
-            <w:proofErr w:type="spellStart"/>
-            <w:r>
-              <w:rPr>
-                <w:rFonts w:ascii="Calibri" w:hAnsi="Calibri"/>
-                <w:color w:val="111827"/>
-                <w:sz w:val="18"/>
-              </w:rPr>
-              <w:t>test_recursive_list_preserves_</w:t>
-            </w:r>
-            <w:proofErr w:type="gramStart"/>
-            <w:r>
-              <w:rPr>
-                <w:rFonts w:ascii="Calibri" w:hAnsi="Calibri"/>
-                <w:color w:val="111827"/>
-                <w:sz w:val="18"/>
-              </w:rPr>
-              <w:t>cycle</w:t>
-            </w:r>
-            <w:proofErr w:type="spellEnd"/>
-            <w:r>
-              <w:rPr>
-                <w:rFonts w:ascii="Calibri" w:hAnsi="Calibri"/>
-                <w:color w:val="111827"/>
-                <w:sz w:val="18"/>
-              </w:rPr>
-              <w:t>(</w:t>
-            </w:r>
-            <w:proofErr w:type="gramEnd"/>
-            <w:r>
-              <w:rPr>
-                <w:rFonts w:ascii="Calibri" w:hAnsi="Calibri"/>
-                <w:color w:val="111827"/>
-                <w:sz w:val="18"/>
-              </w:rPr>
-              <w:t xml:space="preserve">), </w:t>
-            </w:r>
-            <w:proofErr w:type="spellStart"/>
-            <w:r>
-              <w:rPr>
-                <w:rFonts w:ascii="Calibri" w:hAnsi="Calibri"/>
-                <w:color w:val="111827"/>
-                <w:sz w:val="18"/>
-              </w:rPr>
-              <w:t>test_recursive_dict_preserves_</w:t>
-            </w:r>
-            <w:proofErr w:type="gramStart"/>
-            <w:r>
-              <w:rPr>
-                <w:rFonts w:ascii="Calibri" w:hAnsi="Calibri"/>
-                <w:color w:val="111827"/>
-                <w:sz w:val="18"/>
-              </w:rPr>
-              <w:t>cycle</w:t>
-            </w:r>
-            <w:proofErr w:type="spellEnd"/>
-            <w:r>
-              <w:rPr>
-                <w:rFonts w:ascii="Calibri" w:hAnsi="Calibri"/>
-                <w:color w:val="111827"/>
-                <w:sz w:val="18"/>
-              </w:rPr>
-              <w:t>(</w:t>
-            </w:r>
-            <w:proofErr w:type="gramEnd"/>
-            <w:r>
-              <w:rPr>
-                <w:rFonts w:ascii="Calibri" w:hAnsi="Calibri"/>
-                <w:color w:val="111827"/>
-                <w:sz w:val="18"/>
-              </w:rPr>
-              <w:t xml:space="preserve">), </w:t>
-            </w:r>
-            <w:proofErr w:type="spellStart"/>
-            <w:r>
-              <w:rPr>
-                <w:rFonts w:ascii="Calibri" w:hAnsi="Calibri"/>
-                <w:color w:val="111827"/>
-                <w:sz w:val="18"/>
-              </w:rPr>
-              <w:t>test_indirect_recursive_list_preserves_</w:t>
-            </w:r>
-            <w:proofErr w:type="gramStart"/>
-            <w:r>
-              <w:rPr>
-                <w:rFonts w:ascii="Calibri" w:hAnsi="Calibri"/>
-                <w:color w:val="111827"/>
-                <w:sz w:val="18"/>
-              </w:rPr>
-              <w:t>cycle</w:t>
-            </w:r>
-            <w:proofErr w:type="spellEnd"/>
-            <w:r>
-              <w:rPr>
-                <w:rFonts w:ascii="Calibri" w:hAnsi="Calibri"/>
-                <w:color w:val="111827"/>
-                <w:sz w:val="18"/>
-              </w:rPr>
-              <w:t>(</w:t>
-            </w:r>
-            <w:proofErr w:type="gramEnd"/>
-            <w:r>
-              <w:rPr>
-                <w:rFonts w:ascii="Calibri" w:hAnsi="Calibri"/>
-                <w:color w:val="111827"/>
-                <w:sz w:val="18"/>
-              </w:rPr>
-              <w:t xml:space="preserve">), </w:t>
-            </w:r>
-            <w:proofErr w:type="spellStart"/>
-            <w:r>
-              <w:rPr>
-                <w:rFonts w:ascii="Calibri" w:hAnsi="Calibri"/>
-                <w:color w:val="111827"/>
-                <w:sz w:val="18"/>
-              </w:rPr>
-              <w:t>test_shared_reference_preserves_</w:t>
-            </w:r>
-            <w:proofErr w:type="gramStart"/>
-            <w:r>
-              <w:rPr>
-                <w:rFonts w:ascii="Calibri" w:hAnsi="Calibri"/>
-                <w:color w:val="111827"/>
-                <w:sz w:val="18"/>
-              </w:rPr>
-              <w:t>aliasing</w:t>
-            </w:r>
-            <w:proofErr w:type="spellEnd"/>
-            <w:r>
-              <w:rPr>
-                <w:rFonts w:ascii="Calibri" w:hAnsi="Calibri"/>
-                <w:color w:val="111827"/>
-                <w:sz w:val="18"/>
-              </w:rPr>
-              <w:t>(</w:t>
-            </w:r>
-            <w:proofErr w:type="gramEnd"/>
-            <w:r>
-              <w:rPr>
-                <w:rFonts w:ascii="Calibri" w:hAnsi="Calibri"/>
-                <w:color w:val="111827"/>
-                <w:sz w:val="18"/>
-              </w:rPr>
-              <w:t xml:space="preserve">), </w:t>
-            </w:r>
-            <w:proofErr w:type="spellStart"/>
-            <w:r>
-              <w:rPr>
-                <w:rFonts w:ascii="Calibri" w:hAnsi="Calibri"/>
-                <w:color w:val="111827"/>
-                <w:sz w:val="18"/>
-              </w:rPr>
-              <w:t>test_equivalence_handles_</w:t>
-            </w:r>
-            <w:proofErr w:type="gramStart"/>
-            <w:r>
-              <w:rPr>
-                <w:rFonts w:ascii="Calibri" w:hAnsi="Calibri"/>
-                <w:color w:val="111827"/>
-                <w:sz w:val="18"/>
-              </w:rPr>
-              <w:t>cycles</w:t>
-            </w:r>
-            <w:proofErr w:type="spellEnd"/>
-            <w:r>
-              <w:rPr>
-                <w:rFonts w:ascii="Calibri" w:hAnsi="Calibri"/>
-                <w:color w:val="111827"/>
-                <w:sz w:val="18"/>
-              </w:rPr>
-              <w:t>(</w:t>
-            </w:r>
-            <w:proofErr w:type="gramEnd"/>
-            <w:r>
-              <w:rPr>
-                <w:rFonts w:ascii="Calibri" w:hAnsi="Calibri"/>
-                <w:color w:val="111827"/>
-                <w:sz w:val="18"/>
-              </w:rPr>
-              <w:t xml:space="preserve">); </w:t>
+              <w:t xml:space="preserve">test methods: test_recursive_list_preserves_cycle(), test_recursive_dict_preserves_cycle(), test_indirect_recursive_list_preserves_cycle(), test_shared_reference_preserves_aliasing(), test_equivalence_handles_cycles(); </w:t>
             </w:r>
           </w:p>
           <w:p>
@@ -3286,97 +1972,7 @@
                 <w:color w:val="111827"/>
                 <w:sz w:val="18"/>
               </w:rPr>
-              <w:t xml:space="preserve">uses: </w:t>
-            </w:r>
-            <w:proofErr w:type="spellStart"/>
-            <w:r>
-              <w:rPr>
-                <w:rFonts w:ascii="Calibri" w:hAnsi="Calibri"/>
-                <w:color w:val="111827"/>
-                <w:sz w:val="18"/>
-              </w:rPr>
-              <w:t>assert_</w:t>
-            </w:r>
-            <w:proofErr w:type="gramStart"/>
-            <w:r>
-              <w:rPr>
-                <w:rFonts w:ascii="Calibri" w:hAnsi="Calibri"/>
-                <w:color w:val="111827"/>
-                <w:sz w:val="18"/>
-              </w:rPr>
-              <w:t>roundtrip</w:t>
-            </w:r>
-            <w:proofErr w:type="spellEnd"/>
-            <w:r>
-              <w:rPr>
-                <w:rFonts w:ascii="Calibri" w:hAnsi="Calibri"/>
-                <w:color w:val="111827"/>
-                <w:sz w:val="18"/>
-              </w:rPr>
-              <w:t>(</w:t>
-            </w:r>
-            <w:proofErr w:type="gramEnd"/>
-            <w:r>
-              <w:rPr>
-                <w:rFonts w:ascii="Calibri" w:hAnsi="Calibri"/>
-                <w:color w:val="111827"/>
-                <w:sz w:val="18"/>
-              </w:rPr>
-              <w:t xml:space="preserve">), </w:t>
-            </w:r>
-            <w:proofErr w:type="gramStart"/>
-            <w:r>
-              <w:rPr>
-                <w:rFonts w:ascii="Calibri" w:hAnsi="Calibri"/>
-                <w:color w:val="111827"/>
-                <w:sz w:val="18"/>
-              </w:rPr>
-              <w:t>equivalent(</w:t>
-            </w:r>
-            <w:proofErr w:type="gramEnd"/>
-            <w:r>
-              <w:rPr>
-                <w:rFonts w:ascii="Calibri" w:hAnsi="Calibri"/>
-                <w:color w:val="111827"/>
-                <w:sz w:val="18"/>
-              </w:rPr>
-              <w:t xml:space="preserve">), </w:t>
-            </w:r>
-            <w:proofErr w:type="spellStart"/>
-            <w:r>
-              <w:rPr>
-                <w:rFonts w:ascii="Calibri" w:hAnsi="Calibri"/>
-                <w:color w:val="111827"/>
-                <w:sz w:val="18"/>
-              </w:rPr>
-              <w:t>build_</w:t>
-            </w:r>
-            <w:proofErr w:type="gramStart"/>
-            <w:r>
-              <w:rPr>
-                <w:rFonts w:ascii="Calibri" w:hAnsi="Calibri"/>
-                <w:color w:val="111827"/>
-                <w:sz w:val="18"/>
-              </w:rPr>
-              <w:t>specimen</w:t>
-            </w:r>
-            <w:proofErr w:type="spellEnd"/>
-            <w:r>
-              <w:rPr>
-                <w:rFonts w:ascii="Calibri" w:hAnsi="Calibri"/>
-                <w:color w:val="111827"/>
-                <w:sz w:val="18"/>
-              </w:rPr>
-              <w:t>(</w:t>
-            </w:r>
-            <w:proofErr w:type="gramEnd"/>
-            <w:r>
-              <w:rPr>
-                <w:rFonts w:ascii="Calibri" w:hAnsi="Calibri"/>
-                <w:color w:val="111827"/>
-                <w:sz w:val="18"/>
-              </w:rPr>
-              <w:t>)</w:t>
+              <w:t>uses: assert_roundtrip(), equivalent(), build_specimen()</w:t>
             </w:r>
           </w:p>
         </w:tc>
@@ -3480,115 +2076,7 @@
                 <w:color w:val="111827"/>
                 <w:sz w:val="18"/>
               </w:rPr>
-              <w:t xml:space="preserve">test methods: </w:t>
-            </w:r>
-            <w:proofErr w:type="spellStart"/>
-            <w:r>
-              <w:rPr>
-                <w:rFonts w:ascii="Calibri" w:hAnsi="Calibri"/>
-                <w:color w:val="111827"/>
-                <w:sz w:val="18"/>
-              </w:rPr>
-              <w:t>test_unsupported_objects_raise_</w:t>
-            </w:r>
-            <w:proofErr w:type="gramStart"/>
-            <w:r>
-              <w:rPr>
-                <w:rFonts w:ascii="Calibri" w:hAnsi="Calibri"/>
-                <w:color w:val="111827"/>
-                <w:sz w:val="18"/>
-              </w:rPr>
-              <w:t>exceptions</w:t>
-            </w:r>
-            <w:proofErr w:type="spellEnd"/>
-            <w:r>
-              <w:rPr>
-                <w:rFonts w:ascii="Calibri" w:hAnsi="Calibri"/>
-                <w:color w:val="111827"/>
-                <w:sz w:val="18"/>
-              </w:rPr>
-              <w:t>(</w:t>
-            </w:r>
-            <w:proofErr w:type="gramEnd"/>
-            <w:r>
-              <w:rPr>
-                <w:rFonts w:ascii="Calibri" w:hAnsi="Calibri"/>
-                <w:color w:val="111827"/>
-                <w:sz w:val="18"/>
-              </w:rPr>
-              <w:t xml:space="preserve">), </w:t>
-            </w:r>
-            <w:proofErr w:type="spellStart"/>
-            <w:r>
-              <w:rPr>
-                <w:rFonts w:ascii="Calibri" w:hAnsi="Calibri"/>
-                <w:color w:val="111827"/>
-                <w:sz w:val="18"/>
-              </w:rPr>
-              <w:t>test_corrupted_streams_raise_</w:t>
-            </w:r>
-            <w:proofErr w:type="gramStart"/>
-            <w:r>
-              <w:rPr>
-                <w:rFonts w:ascii="Calibri" w:hAnsi="Calibri"/>
-                <w:color w:val="111827"/>
-                <w:sz w:val="18"/>
-              </w:rPr>
-              <w:t>exceptions</w:t>
-            </w:r>
-            <w:proofErr w:type="spellEnd"/>
-            <w:r>
-              <w:rPr>
-                <w:rFonts w:ascii="Calibri" w:hAnsi="Calibri"/>
-                <w:color w:val="111827"/>
-                <w:sz w:val="18"/>
-              </w:rPr>
-              <w:t>(</w:t>
-            </w:r>
-            <w:proofErr w:type="gramEnd"/>
-            <w:r>
-              <w:rPr>
-                <w:rFonts w:ascii="Calibri" w:hAnsi="Calibri"/>
-                <w:color w:val="111827"/>
-                <w:sz w:val="18"/>
-              </w:rPr>
-              <w:t xml:space="preserve">), </w:t>
-            </w:r>
-            <w:proofErr w:type="spellStart"/>
-            <w:r>
-              <w:rPr>
-                <w:rFonts w:ascii="Calibri" w:hAnsi="Calibri"/>
-                <w:color w:val="111827"/>
-                <w:sz w:val="18"/>
-              </w:rPr>
-              <w:t>test_lexical_fuzzing_handles_mutated_</w:t>
-            </w:r>
-            <w:proofErr w:type="gramStart"/>
-            <w:r>
-              <w:rPr>
-                <w:rFonts w:ascii="Calibri" w:hAnsi="Calibri"/>
-                <w:color w:val="111827"/>
-                <w:sz w:val="18"/>
-              </w:rPr>
-              <w:t>streams</w:t>
-            </w:r>
-            <w:proofErr w:type="spellEnd"/>
-            <w:r>
-              <w:rPr>
-                <w:rFonts w:ascii="Calibri" w:hAnsi="Calibri"/>
-                <w:color w:val="111827"/>
-                <w:sz w:val="18"/>
-              </w:rPr>
-              <w:t>(</w:t>
-            </w:r>
-            <w:proofErr w:type="gramEnd"/>
-            <w:r>
-              <w:rPr>
-                <w:rFonts w:ascii="Calibri" w:hAnsi="Calibri"/>
-                <w:color w:val="111827"/>
-                <w:sz w:val="18"/>
-              </w:rPr>
-              <w:t>);</w:t>
+              <w:t>test methods: test_unsupported_objects_raise_exceptions(), test_corrupted_streams_raise_exceptions(), test_lexical_fuzzing_handles_mutated_streams();</w:t>
             </w:r>
           </w:p>
           <w:p>
@@ -3601,191 +2089,7 @@
                 <w:color w:val="111827"/>
                 <w:sz w:val="18"/>
               </w:rPr>
-              <w:t xml:space="preserve">uses: </w:t>
-            </w:r>
-            <w:proofErr w:type="spellStart"/>
-            <w:proofErr w:type="gramStart"/>
-            <w:r>
-              <w:rPr>
-                <w:rFonts w:ascii="Calibri" w:hAnsi="Calibri"/>
-                <w:color w:val="111827"/>
-                <w:sz w:val="18"/>
-              </w:rPr>
-              <w:t>marshal.dumps</w:t>
-            </w:r>
-            <w:proofErr w:type="spellEnd"/>
-            <w:proofErr w:type="gramEnd"/>
-            <w:r>
-              <w:rPr>
-                <w:rFonts w:ascii="Calibri" w:hAnsi="Calibri"/>
-                <w:color w:val="111827"/>
-                <w:sz w:val="18"/>
-              </w:rPr>
-              <w:t xml:space="preserve">(), </w:t>
-            </w:r>
-            <w:proofErr w:type="spellStart"/>
-            <w:proofErr w:type="gramStart"/>
-            <w:r>
-              <w:rPr>
-                <w:rFonts w:ascii="Calibri" w:hAnsi="Calibri"/>
-                <w:color w:val="111827"/>
-                <w:sz w:val="18"/>
-              </w:rPr>
-              <w:t>marshal.loads</w:t>
-            </w:r>
-            <w:proofErr w:type="spellEnd"/>
-            <w:proofErr w:type="gramEnd"/>
-            <w:r>
-              <w:rPr>
-                <w:rFonts w:ascii="Calibri" w:hAnsi="Calibri"/>
-                <w:color w:val="111827"/>
-                <w:sz w:val="18"/>
-              </w:rPr>
-              <w:t xml:space="preserve">(), </w:t>
-            </w:r>
-            <w:proofErr w:type="spellStart"/>
-            <w:r>
-              <w:rPr>
-                <w:rFonts w:ascii="Calibri" w:hAnsi="Calibri"/>
-                <w:color w:val="111827"/>
-                <w:sz w:val="18"/>
-              </w:rPr>
-              <w:t>assert_raises_reasonable_</w:t>
-            </w:r>
-            <w:proofErr w:type="gramStart"/>
-            <w:r>
-              <w:rPr>
-                <w:rFonts w:ascii="Calibri" w:hAnsi="Calibri"/>
-                <w:color w:val="111827"/>
-                <w:sz w:val="18"/>
-              </w:rPr>
-              <w:t>exception</w:t>
-            </w:r>
-            <w:proofErr w:type="spellEnd"/>
-            <w:r>
-              <w:rPr>
-                <w:rFonts w:ascii="Calibri" w:hAnsi="Calibri"/>
-                <w:color w:val="111827"/>
-                <w:sz w:val="18"/>
-              </w:rPr>
-              <w:t>(</w:t>
-            </w:r>
-            <w:proofErr w:type="gramEnd"/>
-            <w:r>
-              <w:rPr>
-                <w:rFonts w:ascii="Calibri" w:hAnsi="Calibri"/>
-                <w:color w:val="111827"/>
-                <w:sz w:val="18"/>
-              </w:rPr>
-              <w:t xml:space="preserve">), </w:t>
-            </w:r>
-            <w:proofErr w:type="spellStart"/>
-            <w:r>
-              <w:rPr>
-                <w:rFonts w:ascii="Calibri" w:hAnsi="Calibri"/>
-                <w:color w:val="111827"/>
-                <w:sz w:val="18"/>
-              </w:rPr>
-              <w:t>summarize_lexical_</w:t>
-            </w:r>
-            <w:proofErr w:type="gramStart"/>
-            <w:r>
-              <w:rPr>
-                <w:rFonts w:ascii="Calibri" w:hAnsi="Calibri"/>
-                <w:color w:val="111827"/>
-                <w:sz w:val="18"/>
-              </w:rPr>
-              <w:t>fuzz</w:t>
-            </w:r>
-            <w:proofErr w:type="spellEnd"/>
-            <w:r>
-              <w:rPr>
-                <w:rFonts w:ascii="Calibri" w:hAnsi="Calibri"/>
-                <w:color w:val="111827"/>
-                <w:sz w:val="18"/>
-              </w:rPr>
-              <w:t>(</w:t>
-            </w:r>
-            <w:proofErr w:type="gramEnd"/>
-            <w:r>
-              <w:rPr>
-                <w:rFonts w:ascii="Calibri" w:hAnsi="Calibri"/>
-                <w:color w:val="111827"/>
-                <w:sz w:val="18"/>
-              </w:rPr>
-              <w:t xml:space="preserve">), </w:t>
-            </w:r>
-            <w:proofErr w:type="spellStart"/>
-            <w:r>
-              <w:rPr>
-                <w:rFonts w:ascii="Calibri" w:hAnsi="Calibri"/>
-                <w:color w:val="111827"/>
-                <w:sz w:val="18"/>
-              </w:rPr>
-              <w:t>all_invalid_case_</w:t>
-            </w:r>
-            <w:proofErr w:type="gramStart"/>
-            <w:r>
-              <w:rPr>
-                <w:rFonts w:ascii="Calibri" w:hAnsi="Calibri"/>
-                <w:color w:val="111827"/>
-                <w:sz w:val="18"/>
-              </w:rPr>
-              <w:t>ids</w:t>
-            </w:r>
-            <w:proofErr w:type="spellEnd"/>
-            <w:r>
-              <w:rPr>
-                <w:rFonts w:ascii="Calibri" w:hAnsi="Calibri"/>
-                <w:color w:val="111827"/>
-                <w:sz w:val="18"/>
-              </w:rPr>
-              <w:t>(</w:t>
-            </w:r>
-            <w:proofErr w:type="gramEnd"/>
-            <w:r>
-              <w:rPr>
-                <w:rFonts w:ascii="Calibri" w:hAnsi="Calibri"/>
-                <w:color w:val="111827"/>
-                <w:sz w:val="18"/>
-              </w:rPr>
-              <w:t xml:space="preserve">), </w:t>
-            </w:r>
-            <w:proofErr w:type="spellStart"/>
-            <w:r>
-              <w:rPr>
-                <w:rFonts w:ascii="Calibri" w:hAnsi="Calibri"/>
-                <w:color w:val="111827"/>
-                <w:sz w:val="18"/>
-              </w:rPr>
-              <w:t>build_</w:t>
-            </w:r>
-            <w:proofErr w:type="gramStart"/>
-            <w:r>
-              <w:rPr>
-                <w:rFonts w:ascii="Calibri" w:hAnsi="Calibri"/>
-                <w:color w:val="111827"/>
-                <w:sz w:val="18"/>
-              </w:rPr>
-              <w:t>specimen</w:t>
-            </w:r>
-            <w:proofErr w:type="spellEnd"/>
-            <w:r>
-              <w:rPr>
-                <w:rFonts w:ascii="Calibri" w:hAnsi="Calibri"/>
-                <w:color w:val="111827"/>
-                <w:sz w:val="18"/>
-              </w:rPr>
-              <w:t>(</w:t>
-            </w:r>
-            <w:proofErr w:type="gramEnd"/>
-            <w:r>
-              <w:rPr>
-                <w:rFonts w:ascii="Calibri" w:hAnsi="Calibri"/>
-                <w:color w:val="111827"/>
-                <w:sz w:val="18"/>
-              </w:rPr>
-              <w:t>)</w:t>
+              <w:t>uses: marshal.dumps(), marshal.loads(), assert_raises_reasonable_exception(), summarize_lexical_fuzz(), all_invalid_case_ids(), build_specimen()</w:t>
             </w:r>
           </w:p>
         </w:tc>
@@ -3872,43 +2176,7 @@
                 <w:color w:val="111827"/>
                 <w:sz w:val="18"/>
               </w:rPr>
-              <w:t xml:space="preserve">test method: </w:t>
-            </w:r>
-            <w:proofErr w:type="spellStart"/>
-            <w:r>
-              <w:rPr>
-                <w:rFonts w:ascii="Calibri" w:hAnsi="Calibri"/>
-                <w:color w:val="111827"/>
-                <w:sz w:val="18"/>
-              </w:rPr>
-              <w:t>test_generated_values_roundtrip_and_</w:t>
-            </w:r>
-            <w:proofErr w:type="gramStart"/>
-            <w:r>
-              <w:rPr>
-                <w:rFonts w:ascii="Calibri" w:hAnsi="Calibri"/>
-                <w:color w:val="111827"/>
-                <w:sz w:val="18"/>
-              </w:rPr>
-              <w:t>stability</w:t>
-            </w:r>
-            <w:proofErr w:type="spellEnd"/>
-            <w:r>
-              <w:rPr>
-                <w:rFonts w:ascii="Calibri" w:hAnsi="Calibri"/>
-                <w:color w:val="111827"/>
-                <w:sz w:val="18"/>
-              </w:rPr>
-              <w:t>(</w:t>
-            </w:r>
-            <w:proofErr w:type="gramEnd"/>
-            <w:r>
-              <w:rPr>
-                <w:rFonts w:ascii="Calibri" w:hAnsi="Calibri"/>
-                <w:color w:val="111827"/>
-                <w:sz w:val="18"/>
-              </w:rPr>
-              <w:t>);</w:t>
+              <w:t>test method: test_generated_values_roundtrip_and_stability();</w:t>
             </w:r>
           </w:p>
           <w:p>
@@ -3921,71 +2189,7 @@
                 <w:color w:val="111827"/>
                 <w:sz w:val="18"/>
               </w:rPr>
-              <w:t xml:space="preserve">uses: </w:t>
-            </w:r>
-            <w:proofErr w:type="spellStart"/>
-            <w:r>
-              <w:rPr>
-                <w:rFonts w:ascii="Calibri" w:hAnsi="Calibri"/>
-                <w:color w:val="111827"/>
-                <w:sz w:val="18"/>
-              </w:rPr>
-              <w:t>run_generation_</w:t>
-            </w:r>
-            <w:proofErr w:type="gramStart"/>
-            <w:r>
-              <w:rPr>
-                <w:rFonts w:ascii="Calibri" w:hAnsi="Calibri"/>
-                <w:color w:val="111827"/>
-                <w:sz w:val="18"/>
-              </w:rPr>
-              <w:t>fuzz</w:t>
-            </w:r>
-            <w:proofErr w:type="spellEnd"/>
-            <w:r>
-              <w:rPr>
-                <w:rFonts w:ascii="Calibri" w:hAnsi="Calibri"/>
-                <w:color w:val="111827"/>
-                <w:sz w:val="18"/>
-              </w:rPr>
-              <w:t>(</w:t>
-            </w:r>
-            <w:proofErr w:type="gramEnd"/>
-            <w:r>
-              <w:rPr>
-                <w:rFonts w:ascii="Calibri" w:hAnsi="Calibri"/>
-                <w:color w:val="111827"/>
-                <w:sz w:val="18"/>
-              </w:rPr>
-              <w:t xml:space="preserve">), DEFAULT_SEED, </w:t>
-            </w:r>
-            <w:proofErr w:type="spellStart"/>
-            <w:proofErr w:type="gramStart"/>
-            <w:r>
-              <w:rPr>
-                <w:rFonts w:ascii="Calibri" w:hAnsi="Calibri"/>
-                <w:color w:val="111827"/>
-                <w:sz w:val="18"/>
-              </w:rPr>
-              <w:t>os.environ.get</w:t>
-            </w:r>
-            <w:proofErr w:type="spellEnd"/>
-            <w:r>
-              <w:rPr>
-                <w:rFonts w:ascii="Calibri" w:hAnsi="Calibri"/>
-                <w:color w:val="111827"/>
-                <w:sz w:val="18"/>
-              </w:rPr>
-              <w:t>(</w:t>
-            </w:r>
-            <w:proofErr w:type="gramEnd"/>
-            <w:r>
-              <w:rPr>
-                <w:rFonts w:ascii="Calibri" w:hAnsi="Calibri"/>
-                <w:color w:val="111827"/>
-                <w:sz w:val="18"/>
-              </w:rPr>
-              <w:t>)</w:t>
+              <w:t>uses: run_generation_fuzz(), DEFAULT_SEED, os.environ.get()</w:t>
             </w:r>
           </w:p>
         </w:tc>
@@ -4089,43 +2293,7 @@
                 <w:color w:val="111827"/>
                 <w:sz w:val="18"/>
               </w:rPr>
-              <w:t xml:space="preserve">test method: </w:t>
-            </w:r>
-            <w:proofErr w:type="spellStart"/>
-            <w:r>
-              <w:rPr>
-                <w:rFonts w:ascii="Calibri" w:hAnsi="Calibri"/>
-                <w:color w:val="111827"/>
-                <w:sz w:val="18"/>
-              </w:rPr>
-              <w:t>test_bytearray_loads_as_</w:t>
-            </w:r>
-            <w:proofErr w:type="gramStart"/>
-            <w:r>
-              <w:rPr>
-                <w:rFonts w:ascii="Calibri" w:hAnsi="Calibri"/>
-                <w:color w:val="111827"/>
-                <w:sz w:val="18"/>
-              </w:rPr>
-              <w:t>bytes</w:t>
-            </w:r>
-            <w:proofErr w:type="spellEnd"/>
-            <w:r>
-              <w:rPr>
-                <w:rFonts w:ascii="Calibri" w:hAnsi="Calibri"/>
-                <w:color w:val="111827"/>
-                <w:sz w:val="18"/>
-              </w:rPr>
-              <w:t>(</w:t>
-            </w:r>
-            <w:proofErr w:type="gramEnd"/>
-            <w:r>
-              <w:rPr>
-                <w:rFonts w:ascii="Calibri" w:hAnsi="Calibri"/>
-                <w:color w:val="111827"/>
-                <w:sz w:val="18"/>
-              </w:rPr>
-              <w:t xml:space="preserve">); </w:t>
+              <w:t xml:space="preserve">test method: test_bytearray_loads_as_bytes(); </w:t>
             </w:r>
           </w:p>
           <w:p>
@@ -4138,137 +2306,7 @@
                 <w:color w:val="111827"/>
                 <w:sz w:val="18"/>
               </w:rPr>
-              <w:t xml:space="preserve">uses: </w:t>
-            </w:r>
-            <w:proofErr w:type="spellStart"/>
-            <w:proofErr w:type="gramStart"/>
-            <w:r>
-              <w:rPr>
-                <w:rFonts w:ascii="Calibri" w:hAnsi="Calibri"/>
-                <w:color w:val="111827"/>
-                <w:sz w:val="18"/>
-              </w:rPr>
-              <w:t>marshal.dumps</w:t>
-            </w:r>
-            <w:proofErr w:type="spellEnd"/>
-            <w:proofErr w:type="gramEnd"/>
-            <w:r>
-              <w:rPr>
-                <w:rFonts w:ascii="Calibri" w:hAnsi="Calibri"/>
-                <w:color w:val="111827"/>
-                <w:sz w:val="18"/>
-              </w:rPr>
-              <w:t xml:space="preserve">(), </w:t>
-            </w:r>
-            <w:proofErr w:type="spellStart"/>
-            <w:proofErr w:type="gramStart"/>
-            <w:r>
-              <w:rPr>
-                <w:rFonts w:ascii="Calibri" w:hAnsi="Calibri"/>
-                <w:color w:val="111827"/>
-                <w:sz w:val="18"/>
-              </w:rPr>
-              <w:t>marshal.loads</w:t>
-            </w:r>
-            <w:proofErr w:type="spellEnd"/>
-            <w:proofErr w:type="gramEnd"/>
-            <w:r>
-              <w:rPr>
-                <w:rFonts w:ascii="Calibri" w:hAnsi="Calibri"/>
-                <w:color w:val="111827"/>
-                <w:sz w:val="18"/>
-              </w:rPr>
-              <w:t xml:space="preserve">(), </w:t>
-            </w:r>
-            <w:proofErr w:type="spellStart"/>
-            <w:r>
-              <w:rPr>
-                <w:rFonts w:ascii="Calibri" w:hAnsi="Calibri"/>
-                <w:color w:val="111827"/>
-                <w:sz w:val="18"/>
-              </w:rPr>
-              <w:t>all_lossy_case_</w:t>
-            </w:r>
-            <w:proofErr w:type="gramStart"/>
-            <w:r>
-              <w:rPr>
-                <w:rFonts w:ascii="Calibri" w:hAnsi="Calibri"/>
-                <w:color w:val="111827"/>
-                <w:sz w:val="18"/>
-              </w:rPr>
-              <w:t>ids</w:t>
-            </w:r>
-            <w:proofErr w:type="spellEnd"/>
-            <w:r>
-              <w:rPr>
-                <w:rFonts w:ascii="Calibri" w:hAnsi="Calibri"/>
-                <w:color w:val="111827"/>
-                <w:sz w:val="18"/>
-              </w:rPr>
-              <w:t>(</w:t>
-            </w:r>
-            <w:proofErr w:type="gramEnd"/>
-            <w:r>
-              <w:rPr>
-                <w:rFonts w:ascii="Calibri" w:hAnsi="Calibri"/>
-                <w:color w:val="111827"/>
-                <w:sz w:val="18"/>
-              </w:rPr>
-              <w:t xml:space="preserve">), </w:t>
-            </w:r>
-            <w:proofErr w:type="spellStart"/>
-            <w:r>
-              <w:rPr>
-                <w:rFonts w:ascii="Calibri" w:hAnsi="Calibri"/>
-                <w:color w:val="111827"/>
-                <w:sz w:val="18"/>
-              </w:rPr>
-              <w:t>build_</w:t>
-            </w:r>
-            <w:proofErr w:type="gramStart"/>
-            <w:r>
-              <w:rPr>
-                <w:rFonts w:ascii="Calibri" w:hAnsi="Calibri"/>
-                <w:color w:val="111827"/>
-                <w:sz w:val="18"/>
-              </w:rPr>
-              <w:t>specimen</w:t>
-            </w:r>
-            <w:proofErr w:type="spellEnd"/>
-            <w:r>
-              <w:rPr>
-                <w:rFonts w:ascii="Calibri" w:hAnsi="Calibri"/>
-                <w:color w:val="111827"/>
-                <w:sz w:val="18"/>
-              </w:rPr>
-              <w:t>(</w:t>
-            </w:r>
-            <w:proofErr w:type="gramEnd"/>
-            <w:r>
-              <w:rPr>
-                <w:rFonts w:ascii="Calibri" w:hAnsi="Calibri"/>
-                <w:color w:val="111827"/>
-                <w:sz w:val="18"/>
-              </w:rPr>
-              <w:t xml:space="preserve">), </w:t>
-            </w:r>
-            <w:proofErr w:type="gramStart"/>
-            <w:r>
-              <w:rPr>
-                <w:rFonts w:ascii="Calibri" w:hAnsi="Calibri"/>
-                <w:color w:val="111827"/>
-                <w:sz w:val="18"/>
-              </w:rPr>
-              <w:t>bytes(</w:t>
-            </w:r>
-            <w:proofErr w:type="gramEnd"/>
-            <w:r>
-              <w:rPr>
-                <w:rFonts w:ascii="Calibri" w:hAnsi="Calibri"/>
-                <w:color w:val="111827"/>
-                <w:sz w:val="18"/>
-              </w:rPr>
-              <w:t>)</w:t>
+              <w:t>uses: marshal.dumps(), marshal.loads(), all_lossy_case_ids(), build_specimen(), bytes()</w:t>
             </w:r>
           </w:p>
         </w:tc>
@@ -4355,115 +2393,7 @@
                 <w:color w:val="111827"/>
                 <w:sz w:val="18"/>
               </w:rPr>
-              <w:t xml:space="preserve">test methods: </w:t>
-            </w:r>
-            <w:proofErr w:type="spellStart"/>
-            <w:r>
-              <w:rPr>
-                <w:rFonts w:ascii="Calibri" w:hAnsi="Calibri"/>
-                <w:color w:val="111827"/>
-                <w:sz w:val="18"/>
-              </w:rPr>
-              <w:t>test_representative_type_write_read_</w:t>
-            </w:r>
-            <w:proofErr w:type="gramStart"/>
-            <w:r>
-              <w:rPr>
-                <w:rFonts w:ascii="Calibri" w:hAnsi="Calibri"/>
-                <w:color w:val="111827"/>
-                <w:sz w:val="18"/>
-              </w:rPr>
-              <w:t>paths</w:t>
-            </w:r>
-            <w:proofErr w:type="spellEnd"/>
-            <w:r>
-              <w:rPr>
-                <w:rFonts w:ascii="Calibri" w:hAnsi="Calibri"/>
-                <w:color w:val="111827"/>
-                <w:sz w:val="18"/>
-              </w:rPr>
-              <w:t>(</w:t>
-            </w:r>
-            <w:proofErr w:type="gramEnd"/>
-            <w:r>
-              <w:rPr>
-                <w:rFonts w:ascii="Calibri" w:hAnsi="Calibri"/>
-                <w:color w:val="111827"/>
-                <w:sz w:val="18"/>
-              </w:rPr>
-              <w:t xml:space="preserve">), </w:t>
-            </w:r>
-            <w:proofErr w:type="spellStart"/>
-            <w:r>
-              <w:rPr>
-                <w:rFonts w:ascii="Calibri" w:hAnsi="Calibri"/>
-                <w:color w:val="111827"/>
-                <w:sz w:val="18"/>
-              </w:rPr>
-              <w:t>test_file_api_</w:t>
-            </w:r>
-            <w:proofErr w:type="gramStart"/>
-            <w:r>
-              <w:rPr>
-                <w:rFonts w:ascii="Calibri" w:hAnsi="Calibri"/>
-                <w:color w:val="111827"/>
-                <w:sz w:val="18"/>
-              </w:rPr>
-              <w:t>paths</w:t>
-            </w:r>
-            <w:proofErr w:type="spellEnd"/>
-            <w:r>
-              <w:rPr>
-                <w:rFonts w:ascii="Calibri" w:hAnsi="Calibri"/>
-                <w:color w:val="111827"/>
-                <w:sz w:val="18"/>
-              </w:rPr>
-              <w:t>(</w:t>
-            </w:r>
-            <w:proofErr w:type="gramEnd"/>
-            <w:r>
-              <w:rPr>
-                <w:rFonts w:ascii="Calibri" w:hAnsi="Calibri"/>
-                <w:color w:val="111827"/>
-                <w:sz w:val="18"/>
-              </w:rPr>
-              <w:t xml:space="preserve">), </w:t>
-            </w:r>
-            <w:proofErr w:type="spellStart"/>
-            <w:r>
-              <w:rPr>
-                <w:rFonts w:ascii="Calibri" w:hAnsi="Calibri"/>
-                <w:color w:val="111827"/>
-                <w:sz w:val="18"/>
-              </w:rPr>
-              <w:t>test_bytes_like_write_</w:t>
-            </w:r>
-            <w:proofErr w:type="gramStart"/>
-            <w:r>
-              <w:rPr>
-                <w:rFonts w:ascii="Calibri" w:hAnsi="Calibri"/>
-                <w:color w:val="111827"/>
-                <w:sz w:val="18"/>
-              </w:rPr>
-              <w:t>path</w:t>
-            </w:r>
-            <w:proofErr w:type="spellEnd"/>
-            <w:r>
-              <w:rPr>
-                <w:rFonts w:ascii="Calibri" w:hAnsi="Calibri"/>
-                <w:color w:val="111827"/>
-                <w:sz w:val="18"/>
-              </w:rPr>
-              <w:t>(</w:t>
-            </w:r>
-            <w:proofErr w:type="gramEnd"/>
-            <w:r>
-              <w:rPr>
-                <w:rFonts w:ascii="Calibri" w:hAnsi="Calibri"/>
-                <w:color w:val="111827"/>
-                <w:sz w:val="18"/>
-              </w:rPr>
-              <w:t>);</w:t>
+              <w:t>test methods: test_representative_type_write_read_paths(), test_file_api_paths(), test_bytes_like_write_path();</w:t>
             </w:r>
           </w:p>
           <w:p>
@@ -4476,191 +2406,7 @@
                 <w:color w:val="111827"/>
                 <w:sz w:val="18"/>
               </w:rPr>
-              <w:t xml:space="preserve">uses: </w:t>
-            </w:r>
-            <w:proofErr w:type="spellStart"/>
-            <w:proofErr w:type="gramStart"/>
-            <w:r>
-              <w:rPr>
-                <w:rFonts w:ascii="Calibri" w:hAnsi="Calibri"/>
-                <w:color w:val="111827"/>
-                <w:sz w:val="18"/>
-              </w:rPr>
-              <w:t>marshal.dumps</w:t>
-            </w:r>
-            <w:proofErr w:type="spellEnd"/>
-            <w:proofErr w:type="gramEnd"/>
-            <w:r>
-              <w:rPr>
-                <w:rFonts w:ascii="Calibri" w:hAnsi="Calibri"/>
-                <w:color w:val="111827"/>
-                <w:sz w:val="18"/>
-              </w:rPr>
-              <w:t xml:space="preserve">(), </w:t>
-            </w:r>
-            <w:proofErr w:type="spellStart"/>
-            <w:proofErr w:type="gramStart"/>
-            <w:r>
-              <w:rPr>
-                <w:rFonts w:ascii="Calibri" w:hAnsi="Calibri"/>
-                <w:color w:val="111827"/>
-                <w:sz w:val="18"/>
-              </w:rPr>
-              <w:t>marshal.loads</w:t>
-            </w:r>
-            <w:proofErr w:type="spellEnd"/>
-            <w:proofErr w:type="gramEnd"/>
-            <w:r>
-              <w:rPr>
-                <w:rFonts w:ascii="Calibri" w:hAnsi="Calibri"/>
-                <w:color w:val="111827"/>
-                <w:sz w:val="18"/>
-              </w:rPr>
-              <w:t xml:space="preserve">(), </w:t>
-            </w:r>
-            <w:proofErr w:type="spellStart"/>
-            <w:r>
-              <w:rPr>
-                <w:rFonts w:ascii="Calibri" w:hAnsi="Calibri"/>
-                <w:color w:val="111827"/>
-                <w:sz w:val="18"/>
-              </w:rPr>
-              <w:t>assert_</w:t>
-            </w:r>
-            <w:proofErr w:type="gramStart"/>
-            <w:r>
-              <w:rPr>
-                <w:rFonts w:ascii="Calibri" w:hAnsi="Calibri"/>
-                <w:color w:val="111827"/>
-                <w:sz w:val="18"/>
-              </w:rPr>
-              <w:t>roundtrip</w:t>
-            </w:r>
-            <w:proofErr w:type="spellEnd"/>
-            <w:r>
-              <w:rPr>
-                <w:rFonts w:ascii="Calibri" w:hAnsi="Calibri"/>
-                <w:color w:val="111827"/>
-                <w:sz w:val="18"/>
-              </w:rPr>
-              <w:t>(</w:t>
-            </w:r>
-            <w:proofErr w:type="gramEnd"/>
-            <w:r>
-              <w:rPr>
-                <w:rFonts w:ascii="Calibri" w:hAnsi="Calibri"/>
-                <w:color w:val="111827"/>
-                <w:sz w:val="18"/>
-              </w:rPr>
-              <w:t xml:space="preserve">), </w:t>
-            </w:r>
-            <w:proofErr w:type="spellStart"/>
-            <w:r>
-              <w:rPr>
-                <w:rFonts w:ascii="Calibri" w:hAnsi="Calibri"/>
-                <w:color w:val="111827"/>
-                <w:sz w:val="18"/>
-              </w:rPr>
-              <w:t>assert_stable_</w:t>
-            </w:r>
-            <w:proofErr w:type="gramStart"/>
-            <w:r>
-              <w:rPr>
-                <w:rFonts w:ascii="Calibri" w:hAnsi="Calibri"/>
-                <w:color w:val="111827"/>
-                <w:sz w:val="18"/>
-              </w:rPr>
-              <w:t>dumps</w:t>
-            </w:r>
-            <w:proofErr w:type="spellEnd"/>
-            <w:r>
-              <w:rPr>
-                <w:rFonts w:ascii="Calibri" w:hAnsi="Calibri"/>
-                <w:color w:val="111827"/>
-                <w:sz w:val="18"/>
-              </w:rPr>
-              <w:t>(</w:t>
-            </w:r>
-            <w:proofErr w:type="gramEnd"/>
-            <w:r>
-              <w:rPr>
-                <w:rFonts w:ascii="Calibri" w:hAnsi="Calibri"/>
-                <w:color w:val="111827"/>
-                <w:sz w:val="18"/>
-              </w:rPr>
-              <w:t xml:space="preserve">), </w:t>
-            </w:r>
-            <w:proofErr w:type="spellStart"/>
-            <w:r>
-              <w:rPr>
-                <w:rFonts w:ascii="Calibri" w:hAnsi="Calibri"/>
-                <w:color w:val="111827"/>
-                <w:sz w:val="18"/>
-              </w:rPr>
-              <w:t>assert_file_</w:t>
-            </w:r>
-            <w:proofErr w:type="gramStart"/>
-            <w:r>
-              <w:rPr>
-                <w:rFonts w:ascii="Calibri" w:hAnsi="Calibri"/>
-                <w:color w:val="111827"/>
-                <w:sz w:val="18"/>
-              </w:rPr>
-              <w:t>roundtrip</w:t>
-            </w:r>
-            <w:proofErr w:type="spellEnd"/>
-            <w:r>
-              <w:rPr>
-                <w:rFonts w:ascii="Calibri" w:hAnsi="Calibri"/>
-                <w:color w:val="111827"/>
-                <w:sz w:val="18"/>
-              </w:rPr>
-              <w:t>(</w:t>
-            </w:r>
-            <w:proofErr w:type="gramEnd"/>
-            <w:r>
-              <w:rPr>
-                <w:rFonts w:ascii="Calibri" w:hAnsi="Calibri"/>
-                <w:color w:val="111827"/>
-                <w:sz w:val="18"/>
-              </w:rPr>
-              <w:t xml:space="preserve">), </w:t>
-            </w:r>
-            <w:proofErr w:type="spellStart"/>
-            <w:r>
-              <w:rPr>
-                <w:rFonts w:ascii="Calibri" w:hAnsi="Calibri"/>
-                <w:color w:val="111827"/>
-                <w:sz w:val="18"/>
-              </w:rPr>
-              <w:t>build_</w:t>
-            </w:r>
-            <w:proofErr w:type="gramStart"/>
-            <w:r>
-              <w:rPr>
-                <w:rFonts w:ascii="Calibri" w:hAnsi="Calibri"/>
-                <w:color w:val="111827"/>
-                <w:sz w:val="18"/>
-              </w:rPr>
-              <w:t>specimen</w:t>
-            </w:r>
-            <w:proofErr w:type="spellEnd"/>
-            <w:r>
-              <w:rPr>
-                <w:rFonts w:ascii="Calibri" w:hAnsi="Calibri"/>
-                <w:color w:val="111827"/>
-                <w:sz w:val="18"/>
-              </w:rPr>
-              <w:t>(</w:t>
-            </w:r>
-            <w:proofErr w:type="gramEnd"/>
-            <w:r>
-              <w:rPr>
-                <w:rFonts w:ascii="Calibri" w:hAnsi="Calibri"/>
-                <w:color w:val="111827"/>
-                <w:sz w:val="18"/>
-              </w:rPr>
-              <w:t>)</w:t>
+              <w:t>uses: marshal.dumps(), marshal.loads(), assert_roundtrip(), assert_stable_dumps(), assert_file_roundtrip(), build_specimen()</w:t>
             </w:r>
           </w:p>
         </w:tc>
@@ -4693,23 +2439,7 @@
           <w:rFonts w:ascii="Calibri" w:hAnsi="Calibri"/>
           <w:sz w:val="21"/>
         </w:rPr>
-        <w:t xml:space="preserve">R1 summarizes cross-platform byte-stream stability for representative supported object categories. R2-R11 cover round-trip correctness, same-process stability, boundary and special values, recursive structures, exception handling, fuzzing, </w:t>
-      </w:r>
-      <w:proofErr w:type="spellStart"/>
-      <w:r>
-        <w:rPr>
-          <w:rFonts w:ascii="Calibri" w:hAnsi="Calibri"/>
-          <w:sz w:val="21"/>
-        </w:rPr>
-        <w:t>bytearray</w:t>
-      </w:r>
-      <w:proofErr w:type="spellEnd"/>
-      <w:r>
-        <w:rPr>
-          <w:rFonts w:ascii="Calibri" w:hAnsi="Calibri"/>
-          <w:sz w:val="21"/>
-        </w:rPr>
-        <w:t xml:space="preserve"> behavior, and white-box representative paths. The matrix below is aggregated by Python test file.</w:t>
+        <w:t>R1 summarizes cross-platform byte-stream stability for representative supported object categories. R2-R11 cover round-trip correctness, same-process stability, boundary and special values, recursive structures, exception handling, fuzzing, bytearray behavior, and white-box representative paths. The matrix below is aggregated by Python test file.</w:t>
       </w:r>
     </w:p>
     <w:tbl>
@@ -7268,7 +4998,7 @@
     </w:p>
     <w:p>
       <w:r>
-        <w:t>Through Black-Box Testing and White-Box Testing, the project identified the following key findings.</w:t>
+        <w:t>The main findings below are based on the executed unit-test outputs, the saved local run summaries, and the cross-environment comparison of the Python 3.10 result directories.</w:t>
       </w:r>
     </w:p>
     <w:p>
@@ -7281,32 +5011,12 @@
     </w:p>
     <w:p>
       <w:r>
-        <w:t xml:space="preserve">Phenomenon: for the representative valid inputs covered by the project, including primitive types, nested containers, recursive structures, shared references, and code objects, </w:t>
-      </w:r>
-      <w:proofErr w:type="spellStart"/>
-      <w:proofErr w:type="gramStart"/>
-      <w:r>
-        <w:t>marshal.loads</w:t>
-      </w:r>
-      <w:proofErr w:type="spellEnd"/>
-      <w:proofErr w:type="gramEnd"/>
-      <w:r>
-        <w:t>(</w:t>
-      </w:r>
-      <w:proofErr w:type="spellStart"/>
-      <w:proofErr w:type="gramStart"/>
-      <w:r>
-        <w:t>marshal.dumps</w:t>
-      </w:r>
-      <w:proofErr w:type="spellEnd"/>
-      <w:proofErr w:type="gramEnd"/>
-      <w:r>
-        <w:t>(x)) reconstructed structures equivalent to the originals.</w:t>
+        <w:t>Phenomenon: for the representative valid inputs covered by the project, including primitive types, boundary values, nested containers, recursive structures, shared references, and code objects, marshal.loads(marshal.dumps(x)) reconstructed structures equivalent to the originals. On the Python 3.10 Windows, Linux, and macOS runs, the unit-test evidence shows 29 tests executed successfully with one skipped test.</w:t>
       </w:r>
     </w:p>
     <w:p>
       <w:r>
-        <w:t>Reason: the core goal of marshal is closer to object reconstruction than to cross-environment byte-level consistency. Within the current testing scope, it performs well in preserving object meaning after deserialization.</w:t>
+        <w:t>Reason: this result supports the main correctness oracle used in the project. Within the selected specimen set, marshal is reliable for object reconstruction, although this does not imply that every possible Python object or every future marshal format will behave identically.</w:t>
       </w:r>
     </w:p>
     <w:p>
@@ -7314,17 +5024,53 @@
         <w:pStyle w:val="21"/>
       </w:pPr>
       <w:r>
-        <w:t>6.2 Corrupted Byte Streams Do Not Always Fail</w:t>
+        <w:t>6.2 Fuzzing Did Not Expose Round-Trip Failures</w:t>
       </w:r>
     </w:p>
     <w:p>
       <w:r>
-        <w:t>Phenomenon: in lexical fuzzing, 9 out of 30 mutated byte streams were still successfully decoded instead of raising exceptions.</w:t>
+        <w:t>Phenomenon: generation-based fuzzing used seed 20260607 and 2000 generated values in each saved run. The recorded generation_failure_count is 0 for Windows Python 3.10, Linux Python 3.10, and macOS Python 3.10.</w:t>
       </w:r>
     </w:p>
     <w:p>
       <w:r>
-        <w:t>Reason: some corruption methods merely transformed the original byte stream into another still-valid marshal encoding, or appended trailing data after a complete object in a way that did not prevent parsing. Therefore, corrupted input should not always be assumed to fail.</w:t>
+        <w:t>Reason: the fuzzing evidence increases confidence that the selected oracle handles a broader range of generated nested values, not only the hand-written equivalence and boundary examples. It is still sampling evidence, so it cannot prove the absence of defects.</w:t>
+      </w:r>
+    </w:p>
+    <w:p>
+      <w:pPr>
+        <w:pStyle w:val="21"/>
+      </w:pPr>
+      <w:r>
+        <w:t>6.3 Python 3.10 Cross-Platform Hashes Match Except for Environment-Dependent Set Order</w:t>
+      </w:r>
+    </w:p>
+    <w:p>
+      <w:r>
+        <w:t>Phenomenon: comparing results/results-windows-multi/py310 with the Linux and macOS Python 3.10 result directories found 107 common OK cases and 0 marshal hash mismatches on both platforms. The unsupported set also matched exactly: 9 unsupported items and 0 unsupported deltas.</w:t>
+      </w:r>
+    </w:p>
+    <w:p>
+      <w:r>
+        <w:t>Reason: this is the strongest cross-platform stability evidence in the project because it compares saved result artifacts rather than only saying that tests passed. The only reported environment difference was set_order: Windows, Linux, and macOS produced different iteration orders for the same set probe. This is expected for unordered containers and hash-randomized processes, but it matters for byte-for-byte stability because marshal writes a set in its current iteration order.</w:t>
+      </w:r>
+    </w:p>
+    <w:p>
+      <w:pPr>
+        <w:pStyle w:val="21"/>
+      </w:pPr>
+      <w:r>
+        <w:t>6.4 Corrupted Byte Streams Do Not Always Fail</w:t>
+      </w:r>
+    </w:p>
+    <w:p>
+      <w:r>
+        <w:t>Phenomenon: in lexical fuzzing, 10 out of 30 mutated byte streams were successfully decoded instead of raising exceptions. The remaining 20 cases raised controlled exceptions: 6 EOFError and 14 ValueError.</w:t>
+      </w:r>
+    </w:p>
+    <w:p>
+      <w:r>
+        <w:t>Reason: some corruption methods transformed a stream into another valid marshal encoding, and random suffix mutations can leave a complete object at the front of the stream. Therefore, corrupted input should not always be assumed to fail. The important robustness result is that these cases either loaded as a marshal value or raised a controlled Python exception instead of crashing the interpreter.</w:t>
       </w:r>
     </w:p>
     <w:p>
@@ -7337,41 +5083,22 @@
     </w:p>
     <w:p>
       <w:r>
-        <w:t>Although this testing covered marshal's behavior across representative data types, boundary values, fuzzing inputs, and multiple execution environments, some limitations remain. The executed compatibility evidence covers Windows with Python 3.9, 3.10, 3.11, 3.12, and 3.13, Linux with Python 3.10.12, and macOS; however, older Python versions and special hardware architectures such as ARM were not covered.</w:t>
+        <w:t>The executed evidence is broad enough for a course project, but it is still not a proof of universal marshal stability. The Windows multi-version evidence shows Python 3.7 through 3.13 passing the test workflow. Python 3.6 did not run the suite because the project tools use from __future__ import annotations, which is unsupported in Python 3.6; this should be treated as a tooling compatibility limitation rather than a marshal failure.</w:t>
       </w:r>
     </w:p>
     <w:p>
       <w:r>
-        <w:t xml:space="preserve">The suite uses Equivalence Partitioning, Boundary Value Analysis, Fuzz Testing, Compatibility Testing, and source-guided White-Box Testing ideas, but it does not rebuild </w:t>
-      </w:r>
-      <w:proofErr w:type="spellStart"/>
-      <w:r>
-        <w:t>CPython</w:t>
-      </w:r>
-      <w:proofErr w:type="spellEnd"/>
-      <w:r>
-        <w:t xml:space="preserve"> or instrument Python/</w:t>
-      </w:r>
-      <w:proofErr w:type="spellStart"/>
-      <w:r>
-        <w:t>marshal.c</w:t>
-      </w:r>
-      <w:proofErr w:type="spellEnd"/>
-      <w:r>
-        <w:t>. Therefore, it cannot claim exact C-level coverage, and it cannot prove that every supported input is hash-identical under all circumstances. Fuzzing also improves confidence but cannot prove the absence of defects.</w:t>
+        <w:t>The cross-operating-system comparison is limited to Python 3.10.20 on Windows, Linux, and macOS. It gives strong evidence for the selected 107 common supported cases on that version, but it does not prove byte-for-byte stability across all Python versions, all operating systems, all CPU architectures, or all possible marshal-supported values. The Windows version comparison also shows that some hashes can differ across versions, especially for set_large_ints, frozenset_large_ints, and code_object_simple.</w:t>
       </w:r>
     </w:p>
     <w:p>
       <w:r>
-        <w:t xml:space="preserve">Based on these limitations, future work should add the remaining platform and hardware evidence, compare saved marshal byte streams or specimen hashes across environments, and consider </w:t>
+        <w:t>The suite uses Equivalence Partitioning, Boundary Value Analysis, Fuzz Testing, Compatibility Testing, and source-guided White-Box Testing, but it does not rebuild CPython or instrument Python/marshal.c. Therefore, it cannot claim measured C-level statement, branch, or condition coverage. The white-box results should be interpreted as source-guided representative coverage through the public marshal API.</w:t>
       </w:r>
-      <w:proofErr w:type="spellStart"/>
+    </w:p>
+    <w:p>
       <w:r>
-        <w:t>CPython</w:t>
-      </w:r>
-      <w:proofErr w:type="spellEnd"/>
-      <w:r>
-        <w:t xml:space="preserve"> instrumentation for deeper White-Box Testing. These improvements would make the stability evidence more complete without overstating what the current suite proves.</w:t>
+        <w:t>Recommended future work is to add continuous integration artifacts for more Python versions and architectures, run both fixed and randomized PYTHONHASHSEED configurations, extend malformed-stream fuzzing, and add CPython-level instrumentation if exact marshal.c coverage is required. For applications that require strict stable hashes, unordered containers and code objects should be normalized or avoided before serialization.</w:t>
       </w:r>
     </w:p>
     <w:p>
@@ -7385,53 +5112,22 @@
     </w:p>
     <w:p>
       <w:r>
-        <w:t>This project systematically evaluated the stability and correctness of Python's marshal module using Equivalence Partitioning, Boundary Value Analysis, Fuzz Testing, Compatibility Testing, and source-guided White-Box Testing. The test suite focuses on whether representative inputs can be serialized stably, whether deserialized objects remain equivalent, and whether invalid or corrupted inputs raise controlled exceptions.</w:t>
+        <w:t>This project evaluated Python's marshal module using black-box, white-box, fuzzing, and compatibility testing. The core result is positive for the selected scope: representative supported objects round-trip correctly, repeated dumps are stable within the tested process conditions, unsupported objects are rejected consistently, and malformed byte streams are handled without interpreter crashes.</w:t>
       </w:r>
     </w:p>
     <w:p>
       <w:r>
-        <w:t>The test results show:</w:t>
+        <w:t>The concrete evidence is that the Python 3.10 runs on Windows, Linux, and macOS all completed the 29-test suite successfully with one skipped test, generation-based fuzzing produced 0 failures out of 2000 generated cases, and lexical fuzzing produced controlled outcomes for all 30 mutated streams. In the saved Python 3.10 cross-platform comparison, Linux and macOS each matched the Windows baseline for 107 common OK marshal hashes with 0 hash mismatches, and both matched the 9-item unsupported set with 0 deltas.</w:t>
       </w:r>
     </w:p>
     <w:p>
       <w:r>
-        <w:t>marshal preserves round-trip correctness for the representative supported inputs covered by the suite, including primitive values, boundary values, nested containers, recursive structures, shared references, and code objects.</w:t>
+        <w:t>At the same time, the results show why marshal should be used carefully. Set ordering differed across the tested environments, and Windows cross-version comparisons recorded hash differences for some set, frozenset, and code-object cases. These differences are not necessarily correctness defects, but they are important when the requirement is byte-for-byte identity rather than logical round-trip equivalence.</w:t>
       </w:r>
     </w:p>
     <w:p>
       <w:r>
-        <w:t>Within one process, repeated dumps remained stable for the covered specimens and boundary values, supporting the same-process hash-stability oracle used in this project.</w:t>
-      </w:r>
-    </w:p>
-    <w:p>
-      <w:r>
-        <w:t>The compatibility runs completed successfully on Windows with Python 3.9 through 3.13, Linux with Python 3.10.12, and macOS. This demonstrates that the correctness and robustness checks can run across several environments, but it does not prove universal byte-for-byte stability for all Python versions and platforms.</w:t>
-      </w:r>
-    </w:p>
-    <w:p>
-      <w:r>
-        <w:t xml:space="preserve">Several special behaviors require careful interpretation: </w:t>
-      </w:r>
-      <w:proofErr w:type="spellStart"/>
-      <w:r>
-        <w:t>bytearray</w:t>
-      </w:r>
-      <w:proofErr w:type="spellEnd"/>
-      <w:r>
-        <w:t xml:space="preserve"> can be dumped but loads back as bytes, and corrupted byte streams may sometimes decode into another valid marshal value instead of raising an exception.</w:t>
-      </w:r>
-    </w:p>
-    <w:p>
-      <w:r>
-        <w:t xml:space="preserve">In summary, marshal is suitable for Python internal data handling and object reconstruction within a controlled runtime ecosystem. However, for scenarios requiring strict hash consistency, cross-platform exchange, or cross-version data stability, a more stable and controllable serialization scheme such as JSON, </w:t>
-      </w:r>
-      <w:proofErr w:type="spellStart"/>
-      <w:r>
-        <w:t>MessagePack</w:t>
-      </w:r>
-      <w:proofErr w:type="spellEnd"/>
-      <w:r>
-        <w:t>, or a custom protocol should be used instead.</w:t>
+        <w:t>In conclusion, marshal is suitable for Python internal data handling and controlled reconstruction scenarios, especially when the runtime version and input categories are known. It should not be treated as a general, durable, cross-version exchange format. For external storage, long-term compatibility, or strict cross-platform hash stability, a stable serialization scheme such as JSON, MessagePack, protocol buffers, or a custom canonical format is more appropriate.</w:t>
       </w:r>
     </w:p>
     <w:p>

--- a/report/report1.docx
+++ b/report/report1.docx
@@ -141,6 +141,7 @@
         <w:pStyle w:val="21"/>
       </w:pPr>
       <w:r>
+        <w:lastRenderedPageBreak/>
         <w:t>2.1 Equivalence Partitioning</w:t>
       </w:r>
     </w:p>
@@ -227,7 +228,6 @@
     </w:p>
     <w:p>
       <w:r>
-        <w:lastRenderedPageBreak/>
         <w:t>3. Interpreted mutated-stream results as acceptable when they either decoded into a valid object or raised a controlled exception, while generated valid values still had to pass round-trip and stability checks.</w:t>
       </w:r>
     </w:p>
@@ -244,7 +244,6 @@
         <w:rPr>
           <w:rFonts w:hint="eastAsia"/>
         </w:rPr>
-        <w:lastRenderedPageBreak/>
         <w:t>Only several representative unused black-box methods are kept here because they best explain why the selected techniques fit marshal better than the alternatives.</w:t>
       </w:r>
     </w:p>
@@ -262,7 +261,6 @@
         <w:rPr>
           <w:rFonts w:hint="eastAsia"/>
         </w:rPr>
-        <w:lastRenderedPageBreak/>
         <w:t>State Transition Testing was not selected because marshal has no user-visible state machine. Each dumps() or loads() call is independent, so state-transition diagrams would add little evidence.</w:t>
       </w:r>
     </w:p>
@@ -271,7 +269,6 @@
         <w:rPr>
           <w:rFonts w:hint="eastAsia"/>
         </w:rPr>
-        <w:lastRenderedPageBreak/>
         <w:t>Model-Based Testing was not selected because a formal model of marshal's byte format would mostly duplicate CPython implementation details. This project instead tests observable API behavior through round-trip, stability, and exception oracles.</w:t>
       </w:r>
     </w:p>
@@ -280,7 +277,6 @@
         <w:rPr>
           <w:rFonts w:hint="eastAsia"/>
         </w:rPr>
-        <w:lastRenderedPageBreak/>
         <w:t>Property-Based Testing was not used as a separate primary method because fixed-seed fuzzing already explores many generated values while keeping failures reproducible for the report.</w:t>
       </w:r>
     </w:p>
@@ -374,6 +370,7 @@
     </w:p>
     <w:p>
       <w:r>
+        <w:lastRenderedPageBreak/>
         <w:t>Example test methods:</w:t>
       </w:r>
     </w:p>
@@ -455,7 +452,6 @@
           <w:sz w:val="26"/>
           <w:szCs w:val="26"/>
         </w:rPr>
-        <w:lastRenderedPageBreak/>
         <w:t>3.2 Branch Coverage</w:t>
       </w:r>
     </w:p>
@@ -681,6 +677,7 @@
         </w:rPr>
       </w:pPr>
       <w:r>
+        <w:lastRenderedPageBreak/>
         <w:t>test_recursive_and_non_recursive_conditions(): covers recursive and non-recursive structure conditions</w:t>
       </w:r>
     </w:p>
@@ -744,7 +741,6 @@
           <w:sz w:val="30"/>
           <w:szCs w:val="28"/>
         </w:rPr>
-        <w:lastRenderedPageBreak/>
         <w:t>4 Compatibility Testing</w:t>
       </w:r>
     </w:p>
@@ -1312,6 +1308,7 @@
                 <w:color w:val="111827"/>
                 <w:sz w:val="18"/>
               </w:rPr>
+              <w:lastRenderedPageBreak/>
               <w:t>R7</w:t>
             </w:r>
           </w:p>
@@ -1544,7 +1541,6 @@
                 <w:color w:val="111827"/>
                 <w:sz w:val="18"/>
               </w:rPr>
-              <w:lastRenderedPageBreak/>
               <w:t>R11</w:t>
             </w:r>
           </w:p>
@@ -2842,6 +2838,7 @@
                 <w:color w:val="111827"/>
                 <w:sz w:val="14"/>
               </w:rPr>
+              <w:lastRenderedPageBreak/>
               <w:t>TC1</w:t>
             </w:r>
           </w:p>
@@ -4097,7 +4094,6 @@
                 <w:color w:val="111827"/>
                 <w:sz w:val="14"/>
               </w:rPr>
-              <w:lastRenderedPageBreak/>
               <w:t>TC5</w:t>
             </w:r>
           </w:p>
@@ -5052,7 +5048,11 @@
     </w:p>
     <w:p>
       <w:r>
-        <w:t>Reason: this is the strongest cross-platform stability evidence in the project because it compares saved result artifacts rather than only saying that tests passed. The only reported environment difference was set_order: Windows, Linux, and macOS produced different iteration orders for the same set probe. This is expected for unordered containers and hash-randomized processes, but it matters for byte-for-byte stability because marshal writes a set in its current iteration order.</w:t>
+        <w:t xml:space="preserve">Reason: this is the strongest cross-platform stability evidence in the project because it compares saved result artifacts rather than only saying that tests passed. The only reported environment difference was set_order: Windows, Linux, and macOS produced different iteration orders for the same set probe. This is expected for </w:t>
+      </w:r>
+      <w:r>
+        <w:lastRenderedPageBreak/>
+        <w:t>unordered containers and hash-randomized processes, but it matters for byte-for-byte stability because marshal writes a set in its current iteration order.</w:t>
       </w:r>
     </w:p>
     <w:p>
@@ -5083,7 +5083,7 @@
     </w:p>
     <w:p>
       <w:r>
-        <w:t>The executed evidence is broad enough for a course project, but it is still not a proof of universal marshal stability. The Windows multi-version evidence shows Python 3.7 through 3.13 passing the test workflow. Python 3.6 did not run the suite because the project tools use from __future__ import annotations, which is unsupported in Python 3.6; this should be treated as a tooling compatibility limitation rather than a marshal failure.</w:t>
+        <w:t xml:space="preserve">The executed evidence is broad enough for a course project, but it is still not a proof of universal marshal stability. The Windows multi-version evidence shows Python 3.7 through 3.13 passing the test workflow. </w:t>
       </w:r>
     </w:p>
     <w:p>
@@ -5106,7 +5106,6 @@
         <w:pStyle w:val="1"/>
       </w:pPr>
       <w:r>
-        <w:lastRenderedPageBreak/>
         <w:t>8 Conclusion</w:t>
       </w:r>
     </w:p>
@@ -5122,6 +5121,7 @@
     </w:p>
     <w:p>
       <w:r>
+        <w:lastRenderedPageBreak/>
         <w:t>At the same time, the results show why marshal should be used carefully. Set ordering differed across the tested environments, and Windows cross-version comparisons recorded hash differences for some set, frozenset, and code-object cases. These differences are not necessarily correctness defects, but they are important when the requirement is byte-for-byte identity rather than logical round-trip equivalence.</w:t>
       </w:r>
     </w:p>
